--- a/Documentatie/Verslagen/Camera settings research.docx
+++ b/Documentatie/Verslagen/Camera settings research.docx
@@ -11,6 +11,7 @@
           <w:docPartUnique/>
         </w:docPartObj>
       </w:sdtPr>
+      <w:sdtEndPr/>
       <w:sdtContent>
         <w:p>
           <w:r>
@@ -2430,434 +2431,20 @@
       <w:bookmarkEnd w:id="6"/>
     </w:p>
     <w:p>
-      <w:pPr>
-        <w:rPr>
-          <w:highlight w:val="red"/>
-          <w:lang w:val="nl-NL"/>
-        </w:rPr>
-      </w:pPr>
-      <w:r>
-        <w:rPr>
-          <w:highlight w:val="red"/>
-          <w:lang w:val="nl-NL"/>
-        </w:rPr>
-        <w:t xml:space="preserve">A </w:t>
-      </w:r>
-      <w:proofErr w:type="spellStart"/>
-      <w:r>
-        <w:rPr>
-          <w:highlight w:val="red"/>
-          <w:lang w:val="nl-NL"/>
-        </w:rPr>
-        <w:t>higher</w:t>
-      </w:r>
-      <w:proofErr w:type="spellEnd"/>
-      <w:r>
-        <w:rPr>
-          <w:highlight w:val="red"/>
-          <w:lang w:val="nl-NL"/>
-        </w:rPr>
-        <w:t xml:space="preserve"> </w:t>
-      </w:r>
-      <w:proofErr w:type="spellStart"/>
-      <w:r>
-        <w:rPr>
-          <w:highlight w:val="red"/>
-          <w:lang w:val="nl-NL"/>
-        </w:rPr>
-        <w:t>resolution</w:t>
-      </w:r>
-      <w:proofErr w:type="spellEnd"/>
-      <w:r>
-        <w:rPr>
-          <w:highlight w:val="red"/>
-          <w:lang w:val="nl-NL"/>
-        </w:rPr>
-        <w:t xml:space="preserve"> means </w:t>
-      </w:r>
-      <w:proofErr w:type="spellStart"/>
-      <w:r>
-        <w:rPr>
-          <w:highlight w:val="red"/>
-          <w:lang w:val="nl-NL"/>
-        </w:rPr>
-        <w:t>that</w:t>
-      </w:r>
-      <w:proofErr w:type="spellEnd"/>
-      <w:r>
-        <w:rPr>
-          <w:highlight w:val="red"/>
-          <w:lang w:val="nl-NL"/>
-        </w:rPr>
-        <w:t xml:space="preserve"> more pixels are </w:t>
-      </w:r>
-      <w:proofErr w:type="spellStart"/>
-      <w:r>
-        <w:rPr>
-          <w:highlight w:val="red"/>
-          <w:lang w:val="nl-NL"/>
-        </w:rPr>
-        <w:t>used</w:t>
-      </w:r>
-      <w:proofErr w:type="spellEnd"/>
-      <w:r>
-        <w:rPr>
-          <w:highlight w:val="red"/>
-          <w:lang w:val="nl-NL"/>
-        </w:rPr>
-        <w:t xml:space="preserve"> </w:t>
-      </w:r>
-      <w:proofErr w:type="spellStart"/>
-      <w:r>
-        <w:rPr>
-          <w:highlight w:val="red"/>
-          <w:lang w:val="nl-NL"/>
-        </w:rPr>
-        <w:t>to</w:t>
-      </w:r>
-      <w:proofErr w:type="spellEnd"/>
-      <w:r>
-        <w:rPr>
-          <w:highlight w:val="red"/>
-          <w:lang w:val="nl-NL"/>
-        </w:rPr>
-        <w:t xml:space="preserve"> </w:t>
-      </w:r>
-      <w:proofErr w:type="spellStart"/>
-      <w:r>
-        <w:rPr>
-          <w:highlight w:val="red"/>
-          <w:lang w:val="nl-NL"/>
-        </w:rPr>
-        <w:t>capture</w:t>
-      </w:r>
-      <w:proofErr w:type="spellEnd"/>
-      <w:r>
-        <w:rPr>
-          <w:highlight w:val="red"/>
-          <w:lang w:val="nl-NL"/>
-        </w:rPr>
-        <w:t xml:space="preserve"> </w:t>
-      </w:r>
-      <w:proofErr w:type="spellStart"/>
-      <w:r>
-        <w:rPr>
-          <w:highlight w:val="red"/>
-          <w:lang w:val="nl-NL"/>
-        </w:rPr>
-        <w:t>an</w:t>
-      </w:r>
-      <w:proofErr w:type="spellEnd"/>
-      <w:r>
-        <w:rPr>
-          <w:highlight w:val="red"/>
-          <w:lang w:val="nl-NL"/>
-        </w:rPr>
-        <w:t xml:space="preserve"> image. </w:t>
-      </w:r>
-      <w:proofErr w:type="spellStart"/>
-      <w:r>
-        <w:rPr>
-          <w:highlight w:val="red"/>
-          <w:lang w:val="nl-NL"/>
-        </w:rPr>
-        <w:t>This</w:t>
-      </w:r>
-      <w:proofErr w:type="spellEnd"/>
-      <w:r>
-        <w:rPr>
-          <w:highlight w:val="red"/>
-          <w:lang w:val="nl-NL"/>
-        </w:rPr>
-        <w:t xml:space="preserve"> </w:t>
-      </w:r>
-      <w:proofErr w:type="spellStart"/>
-      <w:r>
-        <w:rPr>
-          <w:highlight w:val="red"/>
-          <w:lang w:val="nl-NL"/>
-        </w:rPr>
-        <w:t>usually</w:t>
-      </w:r>
-      <w:proofErr w:type="spellEnd"/>
-      <w:r>
-        <w:rPr>
-          <w:highlight w:val="red"/>
-          <w:lang w:val="nl-NL"/>
-        </w:rPr>
-        <w:t xml:space="preserve"> </w:t>
-      </w:r>
-      <w:proofErr w:type="spellStart"/>
-      <w:r>
-        <w:rPr>
-          <w:highlight w:val="red"/>
-          <w:lang w:val="nl-NL"/>
-        </w:rPr>
-        <w:t>results</w:t>
-      </w:r>
-      <w:proofErr w:type="spellEnd"/>
-      <w:r>
-        <w:rPr>
-          <w:highlight w:val="red"/>
-          <w:lang w:val="nl-NL"/>
-        </w:rPr>
-        <w:t xml:space="preserve"> in a </w:t>
-      </w:r>
-      <w:proofErr w:type="spellStart"/>
-      <w:r>
-        <w:rPr>
-          <w:highlight w:val="red"/>
-          <w:lang w:val="nl-NL"/>
-        </w:rPr>
-        <w:t>sharper</w:t>
-      </w:r>
-      <w:proofErr w:type="spellEnd"/>
-      <w:r>
-        <w:rPr>
-          <w:highlight w:val="red"/>
-          <w:lang w:val="nl-NL"/>
-        </w:rPr>
-        <w:t xml:space="preserve"> </w:t>
-      </w:r>
-      <w:proofErr w:type="spellStart"/>
-      <w:r>
-        <w:rPr>
-          <w:highlight w:val="red"/>
-          <w:lang w:val="nl-NL"/>
-        </w:rPr>
-        <w:t>and</w:t>
-      </w:r>
-      <w:proofErr w:type="spellEnd"/>
-      <w:r>
-        <w:rPr>
-          <w:highlight w:val="red"/>
-          <w:lang w:val="nl-NL"/>
-        </w:rPr>
-        <w:t xml:space="preserve"> more </w:t>
-      </w:r>
-      <w:proofErr w:type="spellStart"/>
-      <w:r>
-        <w:rPr>
-          <w:highlight w:val="red"/>
-          <w:lang w:val="nl-NL"/>
-        </w:rPr>
-        <w:t>detailed</w:t>
-      </w:r>
-      <w:proofErr w:type="spellEnd"/>
-      <w:r>
-        <w:rPr>
-          <w:highlight w:val="red"/>
-          <w:lang w:val="nl-NL"/>
-        </w:rPr>
-        <w:t xml:space="preserve"> video. In </w:t>
-      </w:r>
-      <w:proofErr w:type="spellStart"/>
-      <w:r>
-        <w:rPr>
-          <w:highlight w:val="red"/>
-          <w:lang w:val="nl-NL"/>
-        </w:rPr>
-        <w:t>the</w:t>
-      </w:r>
-      <w:proofErr w:type="spellEnd"/>
-      <w:r>
-        <w:rPr>
-          <w:highlight w:val="red"/>
-          <w:lang w:val="nl-NL"/>
-        </w:rPr>
-        <w:t xml:space="preserve"> context of line </w:t>
-      </w:r>
-      <w:proofErr w:type="spellStart"/>
-      <w:r>
-        <w:rPr>
-          <w:highlight w:val="red"/>
-          <w:lang w:val="nl-NL"/>
-        </w:rPr>
-        <w:t>detection</w:t>
-      </w:r>
-      <w:proofErr w:type="spellEnd"/>
-      <w:r>
-        <w:rPr>
-          <w:highlight w:val="red"/>
-          <w:lang w:val="nl-NL"/>
-        </w:rPr>
-        <w:t xml:space="preserve">, a </w:t>
-      </w:r>
-      <w:proofErr w:type="spellStart"/>
-      <w:r>
-        <w:rPr>
-          <w:highlight w:val="red"/>
-          <w:lang w:val="nl-NL"/>
-        </w:rPr>
-        <w:t>higher</w:t>
-      </w:r>
-      <w:proofErr w:type="spellEnd"/>
-      <w:r>
-        <w:rPr>
-          <w:highlight w:val="red"/>
-          <w:lang w:val="nl-NL"/>
-        </w:rPr>
-        <w:t xml:space="preserve"> </w:t>
-      </w:r>
-      <w:proofErr w:type="spellStart"/>
-      <w:r>
-        <w:rPr>
-          <w:highlight w:val="red"/>
-          <w:lang w:val="nl-NL"/>
-        </w:rPr>
-        <w:t>resolution</w:t>
-      </w:r>
-      <w:proofErr w:type="spellEnd"/>
-      <w:r>
-        <w:rPr>
-          <w:highlight w:val="red"/>
-          <w:lang w:val="nl-NL"/>
-        </w:rPr>
-        <w:t xml:space="preserve"> </w:t>
-      </w:r>
-      <w:proofErr w:type="spellStart"/>
-      <w:r>
-        <w:rPr>
-          <w:highlight w:val="red"/>
-          <w:lang w:val="nl-NL"/>
-        </w:rPr>
-        <w:t>may</w:t>
-      </w:r>
-      <w:proofErr w:type="spellEnd"/>
-      <w:r>
-        <w:rPr>
-          <w:highlight w:val="red"/>
-          <w:lang w:val="nl-NL"/>
-        </w:rPr>
-        <w:t xml:space="preserve"> make </w:t>
-      </w:r>
-      <w:proofErr w:type="spellStart"/>
-      <w:r>
-        <w:rPr>
-          <w:highlight w:val="red"/>
-          <w:lang w:val="nl-NL"/>
-        </w:rPr>
-        <w:t>edges</w:t>
-      </w:r>
-      <w:proofErr w:type="spellEnd"/>
-      <w:r>
-        <w:rPr>
-          <w:highlight w:val="red"/>
-          <w:lang w:val="nl-NL"/>
-        </w:rPr>
-        <w:t xml:space="preserve"> </w:t>
-      </w:r>
-      <w:proofErr w:type="spellStart"/>
-      <w:r>
-        <w:rPr>
-          <w:highlight w:val="red"/>
-          <w:lang w:val="nl-NL"/>
-        </w:rPr>
-        <w:t>clearer</w:t>
-      </w:r>
-      <w:proofErr w:type="spellEnd"/>
-      <w:r>
-        <w:rPr>
-          <w:highlight w:val="red"/>
-          <w:lang w:val="nl-NL"/>
-        </w:rPr>
-        <w:t xml:space="preserve"> </w:t>
-      </w:r>
-      <w:proofErr w:type="spellStart"/>
-      <w:r>
-        <w:rPr>
-          <w:highlight w:val="red"/>
-          <w:lang w:val="nl-NL"/>
-        </w:rPr>
-        <w:t>and</w:t>
-      </w:r>
-      <w:proofErr w:type="spellEnd"/>
-      <w:r>
-        <w:rPr>
-          <w:highlight w:val="red"/>
-          <w:lang w:val="nl-NL"/>
-        </w:rPr>
-        <w:t xml:space="preserve"> </w:t>
-      </w:r>
-      <w:proofErr w:type="spellStart"/>
-      <w:r>
-        <w:rPr>
-          <w:highlight w:val="red"/>
-          <w:lang w:val="nl-NL"/>
-        </w:rPr>
-        <w:t>easier</w:t>
-      </w:r>
-      <w:proofErr w:type="spellEnd"/>
-      <w:r>
-        <w:rPr>
-          <w:highlight w:val="red"/>
-          <w:lang w:val="nl-NL"/>
-        </w:rPr>
-        <w:t xml:space="preserve"> </w:t>
-      </w:r>
-      <w:proofErr w:type="spellStart"/>
-      <w:r>
-        <w:rPr>
-          <w:highlight w:val="red"/>
-          <w:lang w:val="nl-NL"/>
-        </w:rPr>
-        <w:t>for</w:t>
-      </w:r>
-      <w:proofErr w:type="spellEnd"/>
-      <w:r>
-        <w:rPr>
-          <w:highlight w:val="red"/>
-          <w:lang w:val="nl-NL"/>
-        </w:rPr>
-        <w:t xml:space="preserve"> </w:t>
-      </w:r>
-      <w:proofErr w:type="spellStart"/>
-      <w:r>
-        <w:rPr>
-          <w:highlight w:val="red"/>
-          <w:lang w:val="nl-NL"/>
-        </w:rPr>
-        <w:t>algorithms</w:t>
-      </w:r>
-      <w:proofErr w:type="spellEnd"/>
-      <w:r>
-        <w:rPr>
-          <w:highlight w:val="red"/>
-          <w:lang w:val="nl-NL"/>
-        </w:rPr>
-        <w:t xml:space="preserve"> </w:t>
-      </w:r>
-      <w:proofErr w:type="spellStart"/>
-      <w:r>
-        <w:rPr>
-          <w:highlight w:val="red"/>
-          <w:lang w:val="nl-NL"/>
-        </w:rPr>
-        <w:t>to</w:t>
-      </w:r>
-      <w:proofErr w:type="spellEnd"/>
-      <w:r>
-        <w:rPr>
-          <w:highlight w:val="red"/>
-          <w:lang w:val="nl-NL"/>
-        </w:rPr>
-        <w:t xml:space="preserve"> </w:t>
-      </w:r>
-      <w:proofErr w:type="spellStart"/>
-      <w:r>
-        <w:rPr>
-          <w:highlight w:val="red"/>
-          <w:lang w:val="nl-NL"/>
-        </w:rPr>
-        <w:t>detect</w:t>
-      </w:r>
-      <w:proofErr w:type="spellEnd"/>
-      <w:r>
-        <w:rPr>
-          <w:highlight w:val="red"/>
-          <w:lang w:val="nl-NL"/>
-        </w:rPr>
-        <w:t>.</w:t>
+      <w:r>
+        <w:t xml:space="preserve">As stated previously, a higher resolution </w:t>
+      </w:r>
+      <w:r>
+        <w:t xml:space="preserve">is equal to more pixels. </w:t>
+      </w:r>
+      <w:r>
+        <w:t>If you have a higher resolution in a video</w:t>
+      </w:r>
+      <w:r>
+        <w:t>, than the video would be sharper and more detailed.</w:t>
+      </w:r>
+      <w:r>
+        <w:t xml:space="preserve"> </w:t>
       </w:r>
     </w:p>
     <w:p>
@@ -2873,7 +2460,6 @@
           <w:highlight w:val="red"/>
           <w:lang w:val="nl-NL"/>
         </w:rPr>
-        <w:lastRenderedPageBreak/>
         <w:t>However</w:t>
       </w:r>
       <w:proofErr w:type="spellEnd"/>
@@ -3185,6 +2771,7 @@
           <w:highlight w:val="red"/>
           <w:lang w:val="nl-NL"/>
         </w:rPr>
+        <w:lastRenderedPageBreak/>
         <w:t>Lower</w:t>
       </w:r>
       <w:proofErr w:type="spellEnd"/>
@@ -4272,7 +3859,6 @@
         <w:pStyle w:val="Heading4"/>
       </w:pPr>
       <w:r>
-        <w:lastRenderedPageBreak/>
         <w:t>Results:</w:t>
       </w:r>
     </w:p>
@@ -4283,6 +3869,7 @@
       </w:pPr>
       <w:bookmarkStart w:id="11" w:name="_Toc223691575"/>
       <w:r>
+        <w:lastRenderedPageBreak/>
         <w:t>Experiment frame rate</w:t>
       </w:r>
       <w:bookmarkEnd w:id="11"/>
@@ -5514,7 +5101,6 @@
         <w:rPr>
           <w:highlight w:val="cyan"/>
         </w:rPr>
-        <w:lastRenderedPageBreak/>
         <w:t xml:space="preserve">• Als je </w:t>
       </w:r>
       <w:proofErr w:type="spellStart"/>
@@ -5818,6 +5404,7 @@
       </w:pPr>
       <w:bookmarkStart w:id="13" w:name="_Toc223691577"/>
       <w:r>
+        <w:lastRenderedPageBreak/>
         <w:t>Conclusion</w:t>
       </w:r>
       <w:bookmarkEnd w:id="13"/>
@@ -6488,6 +6075,7 @@
         <w:docPartUnique/>
       </w:docPartObj>
     </w:sdtPr>
+    <w:sdtEndPr/>
     <w:sdtContent>
       <w:p>
         <w:pPr>
@@ -8321,6 +7909,7 @@
   <w:style w:type="character" w:default="1" w:styleId="DefaultParagraphFont">
     <w:name w:val="Default Paragraph Font"/>
     <w:uiPriority w:val="1"/>
+    <w:semiHidden/>
     <w:unhideWhenUsed/>
   </w:style>
   <w:style w:type="table" w:default="1" w:styleId="TableNormal">

--- a/Documentatie/Verslagen/Camera settings research.docx
+++ b/Documentatie/Verslagen/Camera settings research.docx
@@ -123,7 +123,7 @@
                               <w:txbxContent>
                                 <w:p>
                                   <w:pPr>
-                                    <w:pStyle w:val="937"/>
+                                    <w:pStyle w:val="947"/>
                                     <w:pBdr/>
                                     <w:spacing/>
                                     <w:ind/>
@@ -185,7 +185,7 @@
                               <w:txbxContent>
                                 <w:p>
                                   <w:pPr>
-                                    <w:pStyle w:val="937"/>
+                                    <w:pStyle w:val="947"/>
                                     <w:pBdr>
                                       <w:bottom w:val="single" w:color="000000" w:sz="6" w:space="1"/>
                                     </w:pBdr>
@@ -234,7 +234,7 @@
                                 </w:p>
                                 <w:p>
                                   <w:pPr>
-                                    <w:pStyle w:val="937"/>
+                                    <w:pStyle w:val="947"/>
                                     <w:pBdr/>
                                     <w:spacing w:line="276" w:lineRule="auto"/>
                                     <w:ind/>
@@ -303,7 +303,7 @@
                                 </w:p>
                                 <w:p>
                                   <w:pPr>
-                                    <w:pStyle w:val="937"/>
+                                    <w:pStyle w:val="947"/>
                                     <w:pBdr>
                                       <w:bottom w:val="single" w:color="000000" w:sz="6" w:space="1"/>
                                     </w:pBdr>
@@ -363,7 +363,7 @@
                                 </w:p>
                                 <w:p>
                                   <w:pPr>
-                                    <w:pStyle w:val="937"/>
+                                    <w:pStyle w:val="947"/>
                                     <w:pBdr/>
                                     <w:spacing w:line="276" w:lineRule="auto"/>
                                     <w:ind/>
@@ -421,7 +421,7 @@
                                 </w:p>
                                 <w:p>
                                   <w:pPr>
-                                    <w:pStyle w:val="937"/>
+                                    <w:pStyle w:val="947"/>
                                     <w:pBdr/>
                                     <w:spacing w:line="276" w:lineRule="auto"/>
                                     <w:ind/>
@@ -479,7 +479,7 @@
                                 </w:p>
                                 <w:p>
                                   <w:pPr>
-                                    <w:pStyle w:val="937"/>
+                                    <w:pStyle w:val="947"/>
                                     <w:pBdr/>
                                     <w:spacing w:line="276" w:lineRule="auto"/>
                                     <w:ind/>
@@ -545,7 +545,7 @@
                         <w:txbxContent>
                           <w:p>
                             <w:pPr>
-                              <w:pStyle w:val="937"/>
+                              <w:pStyle w:val="947"/>
                               <w:pBdr/>
                               <w:spacing/>
                               <w:ind/>
@@ -590,7 +590,7 @@
                         <w:txbxContent>
                           <w:p>
                             <w:pPr>
-                              <w:pStyle w:val="937"/>
+                              <w:pStyle w:val="947"/>
                               <w:pBdr>
                                 <w:bottom w:val="single" w:color="000000" w:sz="6" w:space="1"/>
                               </w:pBdr>
@@ -639,7 +639,7 @@
                           </w:p>
                           <w:p>
                             <w:pPr>
-                              <w:pStyle w:val="937"/>
+                              <w:pStyle w:val="947"/>
                               <w:pBdr/>
                               <w:spacing w:line="276" w:lineRule="auto"/>
                               <w:ind/>
@@ -708,7 +708,7 @@
                           </w:p>
                           <w:p>
                             <w:pPr>
-                              <w:pStyle w:val="937"/>
+                              <w:pStyle w:val="947"/>
                               <w:pBdr>
                                 <w:bottom w:val="single" w:color="000000" w:sz="6" w:space="1"/>
                               </w:pBdr>
@@ -768,7 +768,7 @@
                           </w:p>
                           <w:p>
                             <w:pPr>
-                              <w:pStyle w:val="937"/>
+                              <w:pStyle w:val="947"/>
                               <w:pBdr/>
                               <w:spacing w:line="276" w:lineRule="auto"/>
                               <w:ind/>
@@ -826,7 +826,7 @@
                           </w:p>
                           <w:p>
                             <w:pPr>
-                              <w:pStyle w:val="937"/>
+                              <w:pStyle w:val="947"/>
                               <w:pBdr/>
                               <w:spacing w:line="276" w:lineRule="auto"/>
                               <w:ind/>
@@ -884,7 +884,7 @@
                           </w:p>
                           <w:p>
                             <w:pPr>
-                              <w:pStyle w:val="937"/>
+                              <w:pStyle w:val="947"/>
                               <w:pBdr/>
                               <w:spacing w:line="276" w:lineRule="auto"/>
                               <w:ind/>
@@ -993,7 +993,7 @@
                             <w:txbxContent>
                               <w:p>
                                 <w:pPr>
-                                  <w:pStyle w:val="937"/>
+                                  <w:pStyle w:val="947"/>
                                   <w:pBdr/>
                                   <w:spacing/>
                                   <w:ind/>
@@ -1056,7 +1056,7 @@
                       <w:txbxContent>
                         <w:p>
                           <w:pPr>
-                            <w:pStyle w:val="937"/>
+                            <w:pStyle w:val="947"/>
                             <w:pBdr/>
                             <w:spacing/>
                             <w:ind/>
@@ -1127,7 +1127,7 @@
       <w:sdtContent>
         <w:p>
           <w:pPr>
-            <w:pStyle w:val="940"/>
+            <w:pStyle w:val="950"/>
             <w:pBdr/>
             <w:spacing/>
             <w:ind/>
@@ -1140,7 +1140,7 @@
         </w:p>
         <w:p>
           <w:pPr>
-            <w:pStyle w:val="941"/>
+            <w:pStyle w:val="951"/>
             <w:pBdr/>
             <w:tabs>
               <w:tab w:val="right" w:leader="dot" w:pos="9062"/>
@@ -1158,28 +1158,27 @@
           <w:r>
             <w:fldChar w:fldCharType="separate"/>
           </w:r>
-          <w:r/>
           <w:hyperlink w:tooltip="#_Toc1" w:anchor="_Toc1" w:history="1">
             <w:r>
               <w:rPr>
-                <w:rStyle w:val="939"/>
+                <w:rStyle w:val="949"/>
               </w:rPr>
             </w:r>
             <w:r>
               <w:rPr>
-                <w:rStyle w:val="939"/>
+                <w:rStyle w:val="949"/>
               </w:rPr>
               <w:t xml:space="preserve">S</w:t>
             </w:r>
             <w:r>
               <w:rPr>
-                <w:rStyle w:val="939"/>
+                <w:rStyle w:val="949"/>
               </w:rPr>
               <w:t xml:space="preserve">ummary</w:t>
             </w:r>
             <w:r>
               <w:rPr>
-                <w:rStyle w:val="939"/>
+                <w:rStyle w:val="949"/>
               </w:rPr>
             </w:r>
             <w:r>
@@ -1194,10 +1193,11 @@
             </w:r>
           </w:hyperlink>
           <w:r/>
+          <w:r/>
         </w:p>
         <w:p>
           <w:pPr>
-            <w:pStyle w:val="941"/>
+            <w:pStyle w:val="951"/>
             <w:pBdr/>
             <w:tabs>
               <w:tab w:val="right" w:leader="dot" w:pos="9062"/>
@@ -1206,27 +1206,28 @@
             <w:ind/>
             <w:rPr/>
           </w:pPr>
+          <w:r/>
           <w:hyperlink w:tooltip="#_Toc2" w:anchor="_Toc2" w:history="1">
             <w:r>
               <w:rPr>
-                <w:rStyle w:val="939"/>
+                <w:rStyle w:val="949"/>
               </w:rPr>
             </w:r>
             <w:r>
               <w:rPr>
-                <w:rStyle w:val="939"/>
+                <w:rStyle w:val="949"/>
               </w:rPr>
               <w:t xml:space="preserve">P</w:t>
             </w:r>
             <w:r>
               <w:rPr>
-                <w:rStyle w:val="939"/>
+                <w:rStyle w:val="949"/>
               </w:rPr>
               <w:t xml:space="preserve">rologue</w:t>
             </w:r>
             <w:r>
               <w:rPr>
-                <w:rStyle w:val="939"/>
+                <w:rStyle w:val="949"/>
               </w:rPr>
             </w:r>
             <w:r>
@@ -1241,10 +1242,11 @@
             </w:r>
           </w:hyperlink>
           <w:r/>
+          <w:r/>
         </w:p>
         <w:p>
           <w:pPr>
-            <w:pStyle w:val="941"/>
+            <w:pStyle w:val="951"/>
             <w:pBdr/>
             <w:tabs>
               <w:tab w:val="right" w:leader="dot" w:pos="9062"/>
@@ -1252,24 +1254,25 @@
             <w:spacing/>
             <w:ind/>
             <w:rPr>
-              <w:rStyle w:val="917"/>
+              <w:rStyle w:val="927"/>
             </w:rPr>
           </w:pPr>
+          <w:r/>
           <w:hyperlink w:tooltip="#_Toc3" w:anchor="_Toc3" w:history="1">
             <w:r>
               <w:rPr>
-                <w:rStyle w:val="939"/>
+                <w:rStyle w:val="949"/>
               </w:rPr>
             </w:r>
             <w:r>
               <w:rPr>
-                <w:rStyle w:val="939"/>
+                <w:rStyle w:val="949"/>
               </w:rPr>
               <w:t xml:space="preserve">Theoretical framework</w:t>
             </w:r>
             <w:r>
               <w:rPr>
-                <w:rStyle w:val="939"/>
+                <w:rStyle w:val="949"/>
               </w:rPr>
             </w:r>
             <w:r>
@@ -1285,13 +1288,18 @@
           </w:hyperlink>
           <w:r>
             <w:rPr>
-              <w:rStyle w:val="917"/>
+              <w:rStyle w:val="927"/>
+            </w:rPr>
+          </w:r>
+          <w:r>
+            <w:rPr>
+              <w:rStyle w:val="927"/>
             </w:rPr>
           </w:r>
         </w:p>
         <w:p>
           <w:pPr>
-            <w:pStyle w:val="950"/>
+            <w:pStyle w:val="960"/>
             <w:pBdr/>
             <w:tabs>
               <w:tab w:val="right" w:leader="dot" w:pos="9062"/>
@@ -1300,21 +1308,22 @@
             <w:ind/>
             <w:rPr/>
           </w:pPr>
+          <w:r/>
           <w:hyperlink w:tooltip="#_Toc4" w:anchor="_Toc4" w:history="1">
             <w:r>
               <w:rPr>
-                <w:rStyle w:val="939"/>
+                <w:rStyle w:val="949"/>
               </w:rPr>
             </w:r>
             <w:r>
               <w:rPr>
-                <w:rStyle w:val="939"/>
+                <w:rStyle w:val="949"/>
               </w:rPr>
               <w:t xml:space="preserve">How does camera resolution affect line detection?</w:t>
             </w:r>
             <w:r>
               <w:rPr>
-                <w:rStyle w:val="939"/>
+                <w:rStyle w:val="949"/>
               </w:rPr>
             </w:r>
             <w:r>
@@ -1329,10 +1338,11 @@
             </w:r>
           </w:hyperlink>
           <w:r/>
+          <w:r/>
         </w:p>
         <w:p>
           <w:pPr>
-            <w:pStyle w:val="949"/>
+            <w:pStyle w:val="959"/>
             <w:pBdr/>
             <w:tabs>
               <w:tab w:val="right" w:leader="dot" w:pos="9062"/>
@@ -1341,21 +1351,22 @@
             <w:ind/>
             <w:rPr/>
           </w:pPr>
+          <w:r/>
           <w:hyperlink w:tooltip="#_Toc5" w:anchor="_Toc5" w:history="1">
             <w:r>
               <w:rPr>
-                <w:rStyle w:val="939"/>
+                <w:rStyle w:val="949"/>
               </w:rPr>
             </w:r>
             <w:r>
               <w:rPr>
-                <w:rStyle w:val="939"/>
+                <w:rStyle w:val="949"/>
               </w:rPr>
               <w:t xml:space="preserve">What is camera resolution?</w:t>
             </w:r>
             <w:r>
               <w:rPr>
-                <w:rStyle w:val="939"/>
+                <w:rStyle w:val="949"/>
               </w:rPr>
             </w:r>
             <w:r>
@@ -1370,10 +1381,11 @@
             </w:r>
           </w:hyperlink>
           <w:r/>
+          <w:r/>
         </w:p>
         <w:p>
           <w:pPr>
-            <w:pStyle w:val="949"/>
+            <w:pStyle w:val="959"/>
             <w:pBdr/>
             <w:tabs>
               <w:tab w:val="right" w:leader="dot" w:pos="9062"/>
@@ -1382,21 +1394,22 @@
             <w:ind/>
             <w:rPr/>
           </w:pPr>
+          <w:r/>
           <w:hyperlink w:tooltip="#_Toc6" w:anchor="_Toc6" w:history="1">
             <w:r>
               <w:rPr>
-                <w:rStyle w:val="939"/>
+                <w:rStyle w:val="949"/>
               </w:rPr>
             </w:r>
             <w:r>
               <w:rPr>
-                <w:rStyle w:val="939"/>
+                <w:rStyle w:val="949"/>
               </w:rPr>
               <w:t xml:space="preserve">What effect can resolution have on a video?</w:t>
             </w:r>
             <w:r>
               <w:rPr>
-                <w:rStyle w:val="939"/>
+                <w:rStyle w:val="949"/>
               </w:rPr>
             </w:r>
             <w:r>
@@ -1411,10 +1424,11 @@
             </w:r>
           </w:hyperlink>
           <w:r/>
+          <w:r/>
         </w:p>
         <w:p>
           <w:pPr>
-            <w:pStyle w:val="949"/>
+            <w:pStyle w:val="959"/>
             <w:pBdr/>
             <w:tabs>
               <w:tab w:val="right" w:leader="dot" w:pos="9062"/>
@@ -1423,21 +1437,22 @@
             <w:ind/>
             <w:rPr/>
           </w:pPr>
+          <w:r/>
           <w:hyperlink w:tooltip="#_Toc7" w:anchor="_Toc7" w:history="1">
             <w:r>
               <w:rPr>
-                <w:rStyle w:val="939"/>
+                <w:rStyle w:val="949"/>
               </w:rPr>
             </w:r>
             <w:r>
               <w:rPr>
-                <w:rStyle w:val="939"/>
+                <w:rStyle w:val="949"/>
               </w:rPr>
               <w:t xml:space="preserve">What is camera frame rate?</w:t>
             </w:r>
             <w:r>
               <w:rPr>
-                <w:rStyle w:val="939"/>
+                <w:rStyle w:val="949"/>
               </w:rPr>
             </w:r>
             <w:r>
@@ -1452,10 +1467,11 @@
             </w:r>
           </w:hyperlink>
           <w:r/>
+          <w:r/>
         </w:p>
         <w:p>
           <w:pPr>
-            <w:pStyle w:val="949"/>
+            <w:pStyle w:val="959"/>
             <w:pBdr/>
             <w:tabs>
               <w:tab w:val="right" w:leader="dot" w:pos="9062"/>
@@ -1464,21 +1480,22 @@
             <w:ind/>
             <w:rPr/>
           </w:pPr>
+          <w:r/>
           <w:hyperlink w:tooltip="#_Toc8" w:anchor="_Toc8" w:history="1">
             <w:r>
               <w:rPr>
-                <w:rStyle w:val="939"/>
+                <w:rStyle w:val="949"/>
               </w:rPr>
             </w:r>
             <w:r>
               <w:rPr>
-                <w:rStyle w:val="939"/>
+                <w:rStyle w:val="949"/>
               </w:rPr>
               <w:t xml:space="preserve">What effect can frame rate have on a video?</w:t>
             </w:r>
             <w:r>
               <w:rPr>
-                <w:rStyle w:val="939"/>
+                <w:rStyle w:val="949"/>
               </w:rPr>
             </w:r>
             <w:r>
@@ -1493,10 +1510,11 @@
             </w:r>
           </w:hyperlink>
           <w:r/>
+          <w:r/>
         </w:p>
         <w:p>
           <w:pPr>
-            <w:pStyle w:val="941"/>
+            <w:pStyle w:val="951"/>
             <w:pBdr/>
             <w:tabs>
               <w:tab w:val="right" w:leader="dot" w:pos="9062"/>
@@ -1505,21 +1523,22 @@
             <w:ind/>
             <w:rPr/>
           </w:pPr>
+          <w:r/>
           <w:hyperlink w:tooltip="#_Toc9" w:anchor="_Toc9" w:history="1">
             <w:r>
               <w:rPr>
-                <w:rStyle w:val="939"/>
+                <w:rStyle w:val="949"/>
               </w:rPr>
             </w:r>
             <w:r>
               <w:rPr>
-                <w:rStyle w:val="939"/>
+                <w:rStyle w:val="949"/>
               </w:rPr>
               <w:t xml:space="preserve">Method</w:t>
             </w:r>
             <w:r>
               <w:rPr>
-                <w:rStyle w:val="939"/>
+                <w:rStyle w:val="949"/>
               </w:rPr>
             </w:r>
             <w:r>
@@ -1534,10 +1553,11 @@
             </w:r>
           </w:hyperlink>
           <w:r/>
+          <w:r/>
         </w:p>
         <w:p>
           <w:pPr>
-            <w:pStyle w:val="950"/>
+            <w:pStyle w:val="960"/>
             <w:pBdr/>
             <w:tabs>
               <w:tab w:val="right" w:leader="dot" w:pos="9062"/>
@@ -1546,21 +1566,22 @@
             <w:ind/>
             <w:rPr/>
           </w:pPr>
+          <w:r/>
           <w:hyperlink w:tooltip="#_Toc10" w:anchor="_Toc10" w:history="1">
             <w:r>
               <w:rPr>
-                <w:rStyle w:val="939"/>
+                <w:rStyle w:val="949"/>
               </w:rPr>
             </w:r>
             <w:r>
               <w:rPr>
-                <w:rStyle w:val="939"/>
+                <w:rStyle w:val="949"/>
               </w:rPr>
               <w:t xml:space="preserve">Experiment resolution</w:t>
             </w:r>
             <w:r>
               <w:rPr>
-                <w:rStyle w:val="939"/>
+                <w:rStyle w:val="949"/>
               </w:rPr>
             </w:r>
             <w:r>
@@ -1575,10 +1596,11 @@
             </w:r>
           </w:hyperlink>
           <w:r/>
+          <w:r/>
         </w:p>
         <w:p>
           <w:pPr>
-            <w:pStyle w:val="950"/>
+            <w:pStyle w:val="960"/>
             <w:pBdr/>
             <w:tabs>
               <w:tab w:val="right" w:leader="dot" w:pos="9062"/>
@@ -1587,21 +1609,22 @@
             <w:ind/>
             <w:rPr/>
           </w:pPr>
+          <w:r/>
           <w:hyperlink w:tooltip="#_Toc11" w:anchor="_Toc11" w:history="1">
             <w:r>
               <w:rPr>
-                <w:rStyle w:val="939"/>
+                <w:rStyle w:val="949"/>
               </w:rPr>
             </w:r>
             <w:r>
               <w:rPr>
-                <w:rStyle w:val="939"/>
+                <w:rStyle w:val="949"/>
               </w:rPr>
               <w:t xml:space="preserve">Experiment frame rate</w:t>
             </w:r>
             <w:r>
               <w:rPr>
-                <w:rStyle w:val="939"/>
+                <w:rStyle w:val="949"/>
               </w:rPr>
             </w:r>
             <w:r>
@@ -1616,10 +1639,11 @@
             </w:r>
           </w:hyperlink>
           <w:r/>
+          <w:r/>
         </w:p>
         <w:p>
           <w:pPr>
-            <w:pStyle w:val="941"/>
+            <w:pStyle w:val="951"/>
             <w:pBdr/>
             <w:tabs>
               <w:tab w:val="right" w:leader="dot" w:pos="9062"/>
@@ -1628,27 +1652,28 @@
             <w:ind/>
             <w:rPr/>
           </w:pPr>
+          <w:r/>
           <w:hyperlink w:tooltip="#_Toc12" w:anchor="_Toc12" w:history="1">
             <w:r>
               <w:rPr>
-                <w:rStyle w:val="939"/>
+                <w:rStyle w:val="949"/>
               </w:rPr>
             </w:r>
             <w:r>
               <w:rPr>
-                <w:rStyle w:val="939"/>
+                <w:rStyle w:val="949"/>
               </w:rPr>
               <w:t xml:space="preserve">Results</w:t>
             </w:r>
             <w:r>
               <w:rPr>
-                <w:rStyle w:val="939"/>
+                <w:rStyle w:val="949"/>
               </w:rPr>
               <w:t xml:space="preserve"> </w:t>
             </w:r>
             <w:r>
               <w:rPr>
-                <w:rStyle w:val="939"/>
+                <w:rStyle w:val="949"/>
               </w:rPr>
             </w:r>
             <w:r>
@@ -1663,10 +1688,11 @@
             </w:r>
           </w:hyperlink>
           <w:r/>
+          <w:r/>
         </w:p>
         <w:p>
           <w:pPr>
-            <w:pStyle w:val="941"/>
+            <w:pStyle w:val="951"/>
             <w:pBdr/>
             <w:tabs>
               <w:tab w:val="right" w:leader="dot" w:pos="9062"/>
@@ -1675,27 +1701,28 @@
             <w:ind/>
             <w:rPr/>
           </w:pPr>
+          <w:r/>
           <w:hyperlink w:tooltip="#_Toc13" w:anchor="_Toc13" w:history="1">
             <w:r>
               <w:rPr>
-                <w:rStyle w:val="939"/>
+                <w:rStyle w:val="949"/>
               </w:rPr>
             </w:r>
             <w:r>
               <w:rPr>
-                <w:rStyle w:val="939"/>
+                <w:rStyle w:val="949"/>
               </w:rPr>
               <w:t xml:space="preserve">Conclusion</w:t>
             </w:r>
             <w:r>
               <w:rPr>
-                <w:rStyle w:val="939"/>
+                <w:rStyle w:val="949"/>
               </w:rPr>
               <w:t xml:space="preserve"> </w:t>
             </w:r>
             <w:r>
               <w:rPr>
-                <w:rStyle w:val="939"/>
+                <w:rStyle w:val="949"/>
               </w:rPr>
             </w:r>
             <w:r>
@@ -1710,10 +1737,11 @@
             </w:r>
           </w:hyperlink>
           <w:r/>
+          <w:r/>
         </w:p>
         <w:p>
           <w:pPr>
-            <w:pStyle w:val="941"/>
+            <w:pStyle w:val="951"/>
             <w:pBdr/>
             <w:tabs>
               <w:tab w:val="right" w:leader="dot" w:pos="9062"/>
@@ -1722,27 +1750,28 @@
             <w:ind/>
             <w:rPr/>
           </w:pPr>
+          <w:r/>
           <w:hyperlink w:tooltip="#_Toc14" w:anchor="_Toc14" w:history="1">
             <w:r>
               <w:rPr>
-                <w:rStyle w:val="939"/>
+                <w:rStyle w:val="949"/>
               </w:rPr>
             </w:r>
             <w:r>
               <w:rPr>
-                <w:rStyle w:val="939"/>
+                <w:rStyle w:val="949"/>
               </w:rPr>
               <w:t xml:space="preserve">C</w:t>
             </w:r>
             <w:r>
               <w:rPr>
-                <w:rStyle w:val="939"/>
+                <w:rStyle w:val="949"/>
               </w:rPr>
               <w:t xml:space="preserve">hangelog</w:t>
             </w:r>
             <w:r>
               <w:rPr>
-                <w:rStyle w:val="939"/>
+                <w:rStyle w:val="949"/>
               </w:rPr>
             </w:r>
             <w:r>
@@ -1757,6 +1786,7 @@
             </w:r>
           </w:hyperlink>
           <w:r/>
+          <w:r/>
         </w:p>
         <w:p>
           <w:pPr>
@@ -1765,7 +1795,6 @@
             <w:ind/>
             <w:rPr/>
           </w:pPr>
-          <w:r/>
           <w:r>
             <w:rPr>
               <w:b/>
@@ -1774,7 +1803,6 @@
             <w:fldChar w:fldCharType="end"/>
           </w:r>
           <w:r/>
-          <w:r/>
         </w:p>
       </w:sdtContent>
     </w:sdt>
@@ -1790,7 +1818,7 @@
     </w:p>
     <w:p>
       <w:pPr>
-        <w:pStyle w:val="905"/>
+        <w:pStyle w:val="915"/>
         <w:pBdr/>
         <w:spacing/>
         <w:ind/>
@@ -1804,7 +1832,6 @@
       <w:r>
         <w:t xml:space="preserve">ummary</w:t>
       </w:r>
-      <w:r/>
       <w:bookmarkEnd w:id="15"/>
       <w:r/>
       <w:r/>
@@ -1972,7 +1999,7 @@
     </w:p>
     <w:p>
       <w:pPr>
-        <w:pStyle w:val="905"/>
+        <w:pStyle w:val="915"/>
         <w:pBdr/>
         <w:spacing/>
         <w:ind/>
@@ -1986,7 +2013,6 @@
       <w:r>
         <w:t xml:space="preserve">rologue</w:t>
       </w:r>
-      <w:r/>
       <w:bookmarkEnd w:id="16"/>
       <w:r/>
       <w:r/>
@@ -2038,7 +2064,7 @@
     </w:p>
     <w:p>
       <w:pPr>
-        <w:pStyle w:val="932"/>
+        <w:pStyle w:val="942"/>
         <w:numPr>
           <w:ilvl w:val="0"/>
           <w:numId w:val="5"/>
@@ -2055,7 +2081,7 @@
     </w:p>
     <w:p>
       <w:pPr>
-        <w:pStyle w:val="932"/>
+        <w:pStyle w:val="942"/>
         <w:numPr>
           <w:ilvl w:val="0"/>
           <w:numId w:val="5"/>
@@ -2072,12 +2098,12 @@
     </w:p>
     <w:p>
       <w:pPr>
-        <w:pStyle w:val="905"/>
+        <w:pStyle w:val="915"/>
         <w:pBdr/>
         <w:spacing/>
         <w:ind/>
         <w:rPr>
-          <w:rStyle w:val="917"/>
+          <w:rStyle w:val="927"/>
         </w:rPr>
       </w:pPr>
       <w:r/>
@@ -2091,22 +2117,25 @@
       </w:r>
       <w:r>
         <w:rPr>
-          <w:rStyle w:val="917"/>
+          <w:rStyle w:val="927"/>
         </w:rPr>
         <w:t xml:space="preserve">Theoretical framework</w:t>
       </w:r>
-      <w:r/>
       <w:bookmarkEnd w:id="17"/>
-      <w:r/>
       <w:r>
         <w:rPr>
-          <w:rStyle w:val="917"/>
+          <w:rStyle w:val="927"/>
+        </w:rPr>
+      </w:r>
+      <w:r>
+        <w:rPr>
+          <w:rStyle w:val="927"/>
         </w:rPr>
       </w:r>
     </w:p>
     <w:p>
       <w:pPr>
-        <w:pStyle w:val="906"/>
+        <w:pStyle w:val="916"/>
         <w:pBdr/>
         <w:spacing/>
         <w:ind/>
@@ -2124,19 +2153,23 @@
         </w:rPr>
         <w:t xml:space="preserve">How does camera resolution affect line detection?</w:t>
       </w:r>
-      <w:r/>
       <w:bookmarkEnd w:id="18"/>
-      <w:r/>
       <w:r>
         <w:rPr>
           <w:sz w:val="30"/>
           <w:szCs w:val="30"/>
         </w:rPr>
       </w:r>
+      <w:r>
+        <w:rPr>
+          <w:sz w:val="30"/>
+          <w:szCs w:val="30"/>
+        </w:rPr>
+      </w:r>
     </w:p>
     <w:p>
       <w:pPr>
-        <w:pStyle w:val="907"/>
+        <w:pStyle w:val="917"/>
         <w:pBdr/>
         <w:spacing/>
         <w:ind/>
@@ -2147,7 +2180,6 @@
       <w:r>
         <w:t xml:space="preserve">What is camera resolution?</w:t>
       </w:r>
-      <w:r/>
       <w:bookmarkEnd w:id="19"/>
       <w:r/>
       <w:r/>
@@ -2199,7 +2231,7 @@
     </w:p>
     <w:tbl>
       <w:tblPr>
-        <w:tblStyle w:val="942"/>
+        <w:tblStyle w:val="952"/>
         <w:tblW w:w="0" w:type="auto"/>
         <w:tblBorders/>
         <w:tblLook w:val="04A0" w:firstRow="1" w:lastRow="0" w:firstColumn="1" w:lastColumn="0" w:noHBand="0" w:noVBand="1"/>
@@ -2495,7 +2527,7 @@
     </w:p>
     <w:p>
       <w:pPr>
-        <w:pStyle w:val="907"/>
+        <w:pStyle w:val="917"/>
         <w:pBdr/>
         <w:spacing/>
         <w:ind/>
@@ -2506,7 +2538,6 @@
       <w:r>
         <w:t xml:space="preserve">What effect can resolution have on a video?</w:t>
       </w:r>
-      <w:r/>
       <w:bookmarkEnd w:id="20"/>
       <w:r/>
       <w:r/>
@@ -2552,37 +2583,34 @@
           <w:highlight w:val="none"/>
         </w:rPr>
       </w:r>
-      <w:r>
+      <w:r/>
+    </w:p>
+    <w:p>
+      <w:pPr>
+        <w:pBdr/>
+        <w:spacing/>
+        <w:ind/>
         <w:rPr>
           <w:highlight w:val="none"/>
         </w:rPr>
-      </w:r>
-    </w:p>
-    <w:p>
-      <w:pPr>
-        <w:pBdr/>
-        <w:spacing/>
-        <w:ind/>
+      </w:pPr>
+      <w:r>
         <w:rPr>
-          <w:highlight w:val="none"/>
-        </w:rPr>
-      </w:pPr>
-      <w:r/>
-      <w:r/>
-      <w:r>
-        <w:rPr>
-          <w:rStyle w:val="919"/>
+          <w:rStyle w:val="929"/>
           <w:color w:val="864ea8" w:themeColor="accent1" w:themeShade="BF"/>
           <w:szCs w:val="28"/>
         </w:rPr>
         <w:t xml:space="preserve">How does camera frame rate affect line detection?</w:t>
       </w:r>
-      <w:r/>
-      <w:r/>
+      <w:r>
+        <w:rPr>
+          <w:highlight w:val="none"/>
+        </w:rPr>
+      </w:r>
     </w:p>
     <w:p>
       <w:pPr>
-        <w:pStyle w:val="907"/>
+        <w:pStyle w:val="917"/>
         <w:pBdr/>
         <w:spacing/>
         <w:ind/>
@@ -2593,7 +2621,6 @@
       <w:r>
         <w:t xml:space="preserve">What is camera frame rate?</w:t>
       </w:r>
-      <w:r/>
       <w:bookmarkEnd w:id="21"/>
       <w:r/>
       <w:r/>
@@ -2607,18 +2634,24 @@
           <w:highlight w:val="none"/>
         </w:rPr>
       </w:pPr>
-      <w:r/>
       <w:r>
         <w:t xml:space="preserve">Camera frame rate refers to the number of frames captured per second. </w:t>
       </w:r>
       <w:r>
-        <w:t xml:space="preserve">The frame rates 30 fps (frames per second) and 60 fps are discussed in this research paper. For instance, a frame rate of 30 fps means that every second the camera take 30 pictures and plays them after each other to create a second of film. Those pictures are called frames. In the same way 60 fps means that the camera take 60 frames very second.</w:t>
-      </w:r>
-      <w:r/>
+        <w:t xml:space="preserve">The frame rates 30 fps (frames per second) and 60 fps are discussed in this research paper.</w:t>
+      </w:r>
+      <w:r>
+        <w:t xml:space="preserve"> For instance, a frame rate of 30 fps means that every second the camera take 30 pictures and plays them after each other to create a second of film. Those pictures are called frames. In the same way 60 fps means that the camera take 60 frames very second.</w:t>
+      </w:r>
+      <w:r>
+        <w:rPr>
+          <w:highlight w:val="none"/>
+        </w:rPr>
+      </w:r>
     </w:p>
     <w:p>
       <w:pPr>
-        <w:pStyle w:val="907"/>
+        <w:pStyle w:val="917"/>
         <w:pBdr/>
         <w:spacing/>
         <w:ind/>
@@ -2629,7 +2662,6 @@
       <w:r>
         <w:t xml:space="preserve">What effect can frame rate have on a video?</w:t>
       </w:r>
-      <w:r/>
       <w:bookmarkEnd w:id="22"/>
       <w:r/>
       <w:r/>
@@ -2651,7 +2683,7 @@
     </w:p>
     <w:p>
       <w:pPr>
-        <w:pStyle w:val="905"/>
+        <w:pStyle w:val="915"/>
         <w:pBdr/>
         <w:spacing/>
         <w:ind/>
@@ -2662,7 +2694,6 @@
       <w:r>
         <w:t xml:space="preserve">Method</w:t>
       </w:r>
-      <w:r/>
       <w:bookmarkEnd w:id="23"/>
       <w:r/>
       <w:r/>
@@ -2676,7 +2707,7 @@
       </w:pPr>
       <w:r>
         <w:rPr>
-          <w:rStyle w:val="920"/>
+          <w:rStyle w:val="930"/>
         </w:rPr>
         <w:t xml:space="preserve">Type of research:</w:t>
       </w:r>
@@ -2702,7 +2733,7 @@
     </w:p>
     <w:p>
       <w:pPr>
-        <w:pStyle w:val="906"/>
+        <w:pStyle w:val="916"/>
         <w:pBdr/>
         <w:spacing/>
         <w:ind/>
@@ -2713,7 +2744,6 @@
       <w:r>
         <w:t xml:space="preserve">Experiment resolution</w:t>
       </w:r>
-      <w:r/>
       <w:bookmarkEnd w:id="24"/>
       <w:r/>
       <w:r/>
@@ -2729,7 +2759,7 @@
       </w:pPr>
       <w:r>
         <w:rPr>
-          <w:rStyle w:val="920"/>
+          <w:rStyle w:val="930"/>
         </w:rPr>
         <w:t xml:space="preserve">Question:</w:t>
       </w:r>
@@ -2741,10 +2771,15 @@
           <w:highlight w:val="none"/>
         </w:rPr>
       </w:r>
+      <w:r>
+        <w:rPr>
+          <w:highlight w:val="none"/>
+        </w:rPr>
+      </w:r>
     </w:p>
     <w:p>
       <w:pPr>
-        <w:pStyle w:val="908"/>
+        <w:pStyle w:val="918"/>
         <w:pBdr/>
         <w:spacing/>
         <w:ind/>
@@ -2789,7 +2824,7 @@
     </w:p>
     <w:p>
       <w:pPr>
-        <w:pStyle w:val="908"/>
+        <w:pStyle w:val="918"/>
         <w:pBdr/>
         <w:spacing/>
         <w:ind/>
@@ -2808,10 +2843,15 @@
           <w:highlight w:val="none"/>
         </w:rPr>
       </w:r>
+      <w:r>
+        <w:rPr>
+          <w:highlight w:val="none"/>
+        </w:rPr>
+      </w:r>
     </w:p>
     <w:p>
       <w:pPr>
-        <w:pStyle w:val="932"/>
+        <w:pStyle w:val="942"/>
         <w:numPr>
           <w:ilvl w:val="0"/>
           <w:numId w:val="23"/>
@@ -2828,7 +2868,7 @@
     </w:p>
     <w:p>
       <w:pPr>
-        <w:pStyle w:val="932"/>
+        <w:pStyle w:val="942"/>
         <w:numPr>
           <w:ilvl w:val="0"/>
           <w:numId w:val="23"/>
@@ -2853,7 +2893,7 @@
     </w:p>
     <w:p>
       <w:pPr>
-        <w:pStyle w:val="932"/>
+        <w:pStyle w:val="942"/>
         <w:numPr>
           <w:ilvl w:val="0"/>
           <w:numId w:val="23"/>
@@ -2879,7 +2919,7 @@
     </w:p>
     <w:p>
       <w:pPr>
-        <w:pStyle w:val="932"/>
+        <w:pStyle w:val="942"/>
         <w:numPr>
           <w:ilvl w:val="0"/>
           <w:numId w:val="23"/>
@@ -2910,7 +2950,7 @@
     </w:p>
     <w:p>
       <w:pPr>
-        <w:pStyle w:val="932"/>
+        <w:pStyle w:val="942"/>
         <w:numPr>
           <w:ilvl w:val="0"/>
           <w:numId w:val="23"/>
@@ -2937,34 +2977,30 @@
           <w:highlight w:val="none"/>
         </w:rPr>
       </w:r>
+      <w:r/>
+    </w:p>
+    <w:p>
+      <w:pPr>
+        <w:pBdr/>
+        <w:spacing/>
+        <w:ind/>
+        <w:rPr/>
+      </w:pPr>
       <w:r>
         <w:rPr>
           <w:highlight w:val="none"/>
         </w:rPr>
       </w:r>
-    </w:p>
-    <w:p>
-      <w:pPr>
-        <w:pBdr/>
-        <w:spacing/>
-        <w:ind/>
-        <w:rPr/>
-      </w:pPr>
       <w:r>
         <w:rPr>
           <w:highlight w:val="none"/>
         </w:rPr>
       </w:r>
-      <w:r>
-        <w:rPr>
-          <w:highlight w:val="none"/>
-        </w:rPr>
-      </w:r>
       <w:r/>
     </w:p>
     <w:p>
       <w:pPr>
-        <w:pStyle w:val="908"/>
+        <w:pStyle w:val="918"/>
         <w:pBdr/>
         <w:spacing/>
         <w:ind/>
@@ -2992,8 +3028,6 @@
           <w:highlight w:val="none"/>
         </w:rPr>
       </w:r>
-      <w:r/>
-      <w:r/>
       <w:r>
         <w:rPr>
           <w:highlight w:val="none"/>
@@ -3013,9 +3047,13 @@
         <w:t xml:space="preserve">B</w:t>
       </w:r>
       <w:r>
-        <w:t xml:space="preserve">efore actually testing on the track, the code has been tested. While doing these test there has been discoved that the camera, that is installed on the kart, can not record in 60 fps even though on the camera it self states that 60 fps should be possible. </w:t>
-      </w:r>
-      <w:r/>
+        <w:t xml:space="preserve">efore actually testing on the track, the code has been tested. While doing these test there has been discovered that the camera, that is installed on the kart, can not record in 60 fps even though on the camera it self states that 60 fps should be possible. </w:t>
+      </w:r>
+      <w:r>
+        <w:rPr>
+          <w:highlight w:val="none"/>
+        </w:rPr>
+      </w:r>
     </w:p>
     <w:p>
       <w:pPr>
@@ -3032,223 +3070,117 @@
         </w:rPr>
         <w:t xml:space="preserve">This has been tested in the following way:</w:t>
       </w:r>
+      <w:r>
+        <w:rPr>
+          <w:highlight w:val="none"/>
+        </w:rPr>
+      </w:r>
+    </w:p>
+    <w:p>
+      <w:pPr>
+        <w:pBdr/>
+        <w:spacing/>
+        <w:ind/>
+        <w:rPr/>
+      </w:pPr>
+      <w:r>
+        <w:rPr>
+          <w:highlight w:val="none"/>
+        </w:rPr>
+      </w:r>
+      <w:r>
+        <w:rPr>
+          <w:highlight w:val="none"/>
+        </w:rPr>
+      </w:r>
       <w:r/>
     </w:p>
     <w:p>
       <w:pPr>
+        <w:pStyle w:val="918"/>
         <w:pBdr/>
         <w:spacing/>
         <w:ind/>
         <w:rPr/>
       </w:pPr>
       <w:r>
+        <w:t xml:space="preserve">Hypothesis:</w:t>
+      </w:r>
+      <w:r/>
+    </w:p>
+    <w:p>
+      <w:pPr>
+        <w:pBdr/>
+        <w:spacing/>
+        <w:ind/>
+        <w:rPr/>
+      </w:pPr>
+      <w:r>
+        <w:t xml:space="preserve">The line detection becomes sharper and clearer as the resolution increases.</w:t>
+      </w:r>
+      <w:r/>
+    </w:p>
+    <w:p>
+      <w:pPr>
+        <w:pStyle w:val="918"/>
+        <w:pBdr/>
+        <w:spacing/>
+        <w:ind/>
+        <w:rPr/>
+      </w:pPr>
+      <w:r>
+        <w:t xml:space="preserve">procedure</w:t>
+      </w:r>
+      <w:r>
+        <w:t xml:space="preserve">:</w:t>
+      </w:r>
+      <w:r/>
+    </w:p>
+    <w:p>
+      <w:pPr>
+        <w:pBdr/>
+        <w:spacing/>
+        <w:ind/>
+        <w:rPr/>
+      </w:pPr>
+      <w:r>
+        <w:t xml:space="preserve">With the writing of the test code, and testing it at school instead of at the testing location, I discovered that the camera could not handle 60 fps, even though the camera itself states it could. </w:t>
+      </w:r>
+      <w:r>
+        <w:t xml:space="preserve">If you record with 30 fps the video is normal. If you record with 60 fps than the camera will still record 30 fps but it will still give 60 frames every second in the video. That means that the videos will always be at 2 two times speed. </w:t>
+      </w:r>
+      <w:r/>
+    </w:p>
+    <w:p>
+      <w:pPr>
+        <w:pStyle w:val="918"/>
+        <w:pBdr/>
+        <w:spacing/>
+        <w:ind/>
+        <w:rPr/>
+      </w:pPr>
+      <w:r>
+        <w:t xml:space="preserve">Results:</w:t>
+      </w:r>
+      <w:r/>
+    </w:p>
+    <w:p>
+      <w:pPr>
+        <w:pBdr/>
+        <w:spacing/>
+        <w:ind/>
         <w:rPr>
           <w:highlight w:val="none"/>
         </w:rPr>
+      </w:pPr>
+      <w:r>
+        <w:t xml:space="preserve">Windows:</w:t>
       </w:r>
       <w:r>
         <w:rPr>
           <w:highlight w:val="none"/>
         </w:rPr>
       </w:r>
-      <w:r>
-        <w:rPr>
-          <w:highlight w:val="none"/>
-        </w:rPr>
-      </w:r>
-    </w:p>
-    <w:p>
-      <w:pPr>
-        <w:pStyle w:val="908"/>
-        <w:pBdr/>
-        <w:spacing/>
-        <w:ind/>
-        <w:rPr/>
-      </w:pPr>
-      <w:r>
-        <w:t xml:space="preserve">Hypothesis:</w:t>
-      </w:r>
-      <w:r/>
-    </w:p>
-    <w:p>
-      <w:pPr>
-        <w:pBdr/>
-        <w:spacing/>
-        <w:ind/>
-        <w:rPr/>
-      </w:pPr>
-      <w:r>
-        <w:t xml:space="preserve">The line detection becomes sharper and clearer as the resolution increases.</w:t>
-      </w:r>
-      <w:r/>
-    </w:p>
-    <w:p>
-      <w:pPr>
-        <w:pStyle w:val="908"/>
-        <w:pBdr/>
-        <w:spacing/>
-        <w:ind/>
-        <w:rPr/>
-      </w:pPr>
-      <w:r>
-        <w:t xml:space="preserve">procedure</w:t>
-      </w:r>
-      <w:r>
-        <w:t xml:space="preserve">:</w:t>
-      </w:r>
-      <w:r/>
-    </w:p>
-    <w:p>
-      <w:pPr>
-        <w:pBdr/>
-        <w:spacing/>
-        <w:ind/>
-        <w:rPr/>
-      </w:pPr>
-      <w:r/>
-      <w:r/>
-      <w:r/>
-    </w:p>
-    <w:p>
-      <w:pPr>
-        <w:pBdr/>
-        <w:spacing/>
-        <w:ind/>
-        <w:rPr/>
-      </w:pPr>
-      <w:r>
-        <w:t xml:space="preserve">Met het </w:t>
-      </w:r>
-      <w:r>
-        <w:t xml:space="preserve">schrijven</w:t>
-      </w:r>
-      <w:r>
-        <w:t xml:space="preserve"> van de </w:t>
-      </w:r>
-      <w:r>
-        <w:t xml:space="preserve">t</w:t>
-      </w:r>
-      <w:r>
-        <w:t xml:space="preserve">est code </w:t>
-      </w:r>
-      <w:r>
-        <w:t xml:space="preserve">voor</w:t>
-      </w:r>
-      <w:r>
-        <w:t xml:space="preserve"> experiment resolution, </w:t>
-      </w:r>
-      <w:r>
-        <w:t xml:space="preserve">zijn</w:t>
-      </w:r>
-      <w:r>
-        <w:t xml:space="preserve"> we er achter </w:t>
-      </w:r>
-      <w:r>
-        <w:t xml:space="preserve">gekomen</w:t>
-      </w:r>
-      <w:r>
-        <w:t xml:space="preserve"> </w:t>
-      </w:r>
-      <w:r>
-        <w:t xml:space="preserve">dat</w:t>
-      </w:r>
-      <w:r>
-        <w:t xml:space="preserve"> de camera op </w:t>
-      </w:r>
-      <w:r>
-        <w:t xml:space="preserve">sommige</w:t>
-      </w:r>
-      <w:r>
-        <w:t xml:space="preserve"> </w:t>
-      </w:r>
-      <w:r>
-        <w:t xml:space="preserve">resoluties</w:t>
-      </w:r>
-      <w:r>
-        <w:t xml:space="preserve"> frames </w:t>
-      </w:r>
-      <w:r>
-        <w:t xml:space="preserve">gaat</w:t>
-      </w:r>
-      <w:r>
-        <w:t xml:space="preserve"> </w:t>
-      </w:r>
-      <w:r>
-        <w:t xml:space="preserve">skippen</w:t>
-      </w:r>
-      <w:r>
-        <w:t xml:space="preserve">. </w:t>
-      </w:r>
-      <w:r>
-        <w:t xml:space="preserve">Iedere</w:t>
-      </w:r>
-      <w:r>
-        <w:t xml:space="preserve"> video die is </w:t>
-      </w:r>
-      <w:r>
-        <w:t xml:space="preserve">opgenomen</w:t>
-      </w:r>
-      <w:r>
-        <w:t xml:space="preserve"> </w:t>
-      </w:r>
-      <w:r>
-        <w:t xml:space="preserve">heeft</w:t>
-      </w:r>
-      <w:r>
-        <w:t xml:space="preserve"> de camera 30 </w:t>
-      </w:r>
-      <w:r>
-        <w:t xml:space="preserve">seconden</w:t>
-      </w:r>
-      <w:r>
-        <w:t xml:space="preserve"> </w:t>
-      </w:r>
-      <w:r>
-        <w:t xml:space="preserve">aangestaan</w:t>
-      </w:r>
-      <w:r>
-        <w:t xml:space="preserve">. </w:t>
-      </w:r>
-      <w:r/>
-      <w:r/>
-      <w:r/>
-    </w:p>
-    <w:p>
-      <w:pPr>
-        <w:pBdr/>
-        <w:spacing/>
-        <w:ind/>
-        <w:rPr/>
-      </w:pPr>
-      <w:r/>
-      <w:r/>
-    </w:p>
-    <w:p>
-      <w:pPr>
-        <w:pStyle w:val="908"/>
-        <w:pBdr/>
-        <w:spacing/>
-        <w:ind/>
-        <w:rPr/>
-      </w:pPr>
-      <w:r>
-        <w:t xml:space="preserve">Results:</w:t>
-      </w:r>
-      <w:r/>
-    </w:p>
-    <w:p>
-      <w:pPr>
-        <w:pBdr/>
-        <w:spacing/>
-        <w:ind/>
-        <w:rPr>
-          <w:highlight w:val="none"/>
-        </w:rPr>
-      </w:pPr>
-      <w:r>
-        <w:t xml:space="preserve">Windows:</w:t>
-      </w:r>
-      <w:r/>
     </w:p>
     <w:p>
       <w:pPr>
@@ -3276,7 +3208,11 @@
           <w:highlight w:val="red"/>
         </w:rPr>
       </w:r>
-      <w:r/>
+      <w:r>
+        <w:rPr>
+          <w:highlight w:val="none"/>
+        </w:rPr>
+      </w:r>
     </w:p>
     <w:p>
       <w:pPr>
@@ -3296,15 +3232,11 @@
           <w:highlight w:val="none"/>
         </w:rPr>
       </w:r>
-      <w:r>
-        <w:rPr>
-          <w:highlight w:val="none"/>
-        </w:rPr>
-      </w:r>
+      <w:r/>
     </w:p>
     <w:tbl>
       <w:tblPr>
-        <w:tblStyle w:val="942"/>
+        <w:tblStyle w:val="952"/>
         <w:tblW w:w="0" w:type="auto"/>
         <w:tblBorders/>
         <w:tblLook w:val="04A0" w:firstRow="1" w:lastRow="0" w:firstColumn="1" w:lastColumn="0" w:noHBand="0" w:noVBand="1"/>
@@ -3331,7 +3263,6 @@
             </w:pPr>
             <w:r/>
             <w:r/>
-            <w:r/>
           </w:p>
         </w:tc>
         <w:tc>
@@ -3349,7 +3280,6 @@
             <w:r>
               <w:t xml:space="preserve">1920x1080</w:t>
             </w:r>
-            <w:r/>
             <w:r/>
           </w:p>
         </w:tc>
@@ -3369,7 +3299,6 @@
               <w:t xml:space="preserve">1280x720</w:t>
             </w:r>
             <w:r/>
-            <w:r/>
           </w:p>
         </w:tc>
         <w:tc>
@@ -3387,7 +3316,6 @@
             <w:r>
               <w:t xml:space="preserve">640x480</w:t>
             </w:r>
-            <w:r/>
             <w:r/>
           </w:p>
         </w:tc>
@@ -3410,7 +3338,6 @@
               <w:t xml:space="preserve">30</w:t>
             </w:r>
             <w:r/>
-            <w:r/>
           </w:p>
         </w:tc>
         <w:tc>
@@ -3431,7 +3358,6 @@
             <w:r>
               <w:t xml:space="preserve">seconds</w:t>
             </w:r>
-            <w:r/>
             <w:r/>
           </w:p>
         </w:tc>
@@ -3454,7 +3380,6 @@
               <w:t xml:space="preserve"> seconds</w:t>
             </w:r>
             <w:r/>
-            <w:r/>
           </w:p>
         </w:tc>
         <w:tc>
@@ -3475,7 +3400,6 @@
             <w:r>
               <w:t xml:space="preserve">seconds</w:t>
             </w:r>
-            <w:r/>
             <w:r/>
           </w:p>
         </w:tc>
@@ -3500,7 +3424,6 @@
               <w:t xml:space="preserve">60</w:t>
             </w:r>
             <w:r/>
-            <w:r/>
           </w:p>
         </w:tc>
         <w:tc>
@@ -3521,7 +3444,6 @@
             <w:r>
               <w:t xml:space="preserve">seconds</w:t>
             </w:r>
-            <w:r/>
             <w:r/>
           </w:p>
         </w:tc>
@@ -3544,7 +3466,6 @@
               <w:t xml:space="preserve">seconds</w:t>
             </w:r>
             <w:r/>
-            <w:r/>
           </w:p>
         </w:tc>
         <w:tc>
@@ -3566,7 +3487,6 @@
               <w:t xml:space="preserve">seconds</w:t>
             </w:r>
             <w:r/>
-            <w:r/>
           </w:p>
         </w:tc>
       </w:tr>
@@ -3580,7 +3500,6 @@
       </w:pPr>
       <w:r/>
       <w:r/>
-      <w:r/>
     </w:p>
     <w:p>
       <w:pPr>
@@ -3595,7 +3514,6 @@
       <w:r>
         <w:t xml:space="preserve">:</w:t>
       </w:r>
-      <w:r/>
       <w:r/>
     </w:p>
     <w:p>
@@ -3621,46 +3539,38 @@
           <w:highlight w:val="red"/>
         </w:rPr>
       </w:r>
-      <w:r/>
-    </w:p>
-    <w:p>
-      <w:pPr>
-        <w:pBdr/>
-        <w:spacing/>
-        <w:ind/>
-        <w:rPr/>
-      </w:pPr>
-      <w:r>
-        <w:t xml:space="preserve">Backend </w:t>
-      </w:r>
-      <w:r>
-        <w:t xml:space="preserve">msmf</w:t>
-      </w:r>
-      <w:r>
-        <w:t xml:space="preserve"> → v4l2</w:t>
-      </w:r>
-      <w:r/>
-      <w:r/>
       <w:r>
         <w:rPr>
           <w:highlight w:val="none"/>
         </w:rPr>
       </w:r>
+    </w:p>
+    <w:p>
+      <w:pPr>
+        <w:pBdr/>
+        <w:spacing/>
+        <w:ind/>
+        <w:rPr/>
+      </w:pPr>
+      <w:r>
+        <w:t xml:space="preserve">Backend </w:t>
+      </w:r>
+      <w:r>
+        <w:t xml:space="preserve">msmf</w:t>
+      </w:r>
+      <w:r>
+        <w:t xml:space="preserve"> → v4l2</w:t>
+      </w:r>
       <w:r>
         <w:rPr>
           <w:highlight w:val="none"/>
         </w:rPr>
       </w:r>
-      <w:r>
-        <w:rPr>
-          <w:highlight w:val="none"/>
-        </w:rPr>
-      </w:r>
       <w:r/>
     </w:p>
     <w:tbl>
       <w:tblPr>
-        <w:tblStyle w:val="942"/>
+        <w:tblStyle w:val="952"/>
         <w:tblW w:w="0" w:type="auto"/>
         <w:tblBorders/>
         <w:tblLook w:val="04A0" w:firstRow="1" w:lastRow="0" w:firstColumn="1" w:lastColumn="0" w:noHBand="0" w:noVBand="1"/>
@@ -3687,7 +3597,6 @@
             </w:pPr>
             <w:r/>
             <w:r/>
-            <w:r/>
           </w:p>
         </w:tc>
         <w:tc>
@@ -3705,7 +3614,6 @@
             <w:r>
               <w:t xml:space="preserve">1920x1080</w:t>
             </w:r>
-            <w:r/>
             <w:r/>
           </w:p>
         </w:tc>
@@ -3725,7 +3633,6 @@
               <w:t xml:space="preserve">1280x720</w:t>
             </w:r>
             <w:r/>
-            <w:r/>
           </w:p>
         </w:tc>
         <w:tc>
@@ -3743,7 +3650,6 @@
             <w:r>
               <w:t xml:space="preserve">640x480</w:t>
             </w:r>
-            <w:r/>
             <w:r/>
           </w:p>
         </w:tc>
@@ -3766,7 +3672,6 @@
               <w:t xml:space="preserve">30</w:t>
             </w:r>
             <w:r/>
-            <w:r/>
           </w:p>
         </w:tc>
         <w:tc>
@@ -3787,7 +3692,6 @@
             <w:r>
               <w:t xml:space="preserve">seconds</w:t>
             </w:r>
-            <w:r/>
             <w:r/>
           </w:p>
         </w:tc>
@@ -3810,7 +3714,6 @@
               <w:t xml:space="preserve">seconds</w:t>
             </w:r>
             <w:r/>
-            <w:r/>
           </w:p>
         </w:tc>
         <w:tc>
@@ -3831,7 +3734,6 @@
             <w:r>
               <w:t xml:space="preserve">seconds</w:t>
             </w:r>
-            <w:r/>
             <w:r/>
           </w:p>
         </w:tc>
@@ -3856,7 +3758,6 @@
               <w:t xml:space="preserve">60</w:t>
             </w:r>
             <w:r/>
-            <w:r/>
           </w:p>
         </w:tc>
         <w:tc>
@@ -3877,7 +3778,6 @@
             <w:r>
               <w:t xml:space="preserve">seconds </w:t>
             </w:r>
-            <w:r/>
             <w:r/>
           </w:p>
         </w:tc>
@@ -3900,7 +3800,6 @@
               <w:t xml:space="preserve">seconds</w:t>
             </w:r>
             <w:r/>
-            <w:r/>
           </w:p>
         </w:tc>
         <w:tc>
@@ -3922,7 +3821,6 @@
               <w:t xml:space="preserve">seconds</w:t>
             </w:r>
             <w:r/>
-            <w:r/>
           </w:p>
         </w:tc>
       </w:tr>
@@ -3936,7 +3834,6 @@
       </w:pPr>
       <w:r/>
       <w:r/>
-      <w:r/>
     </w:p>
     <w:p>
       <w:pPr>
@@ -3950,7 +3847,7 @@
     </w:p>
     <w:p>
       <w:pPr>
-        <w:pStyle w:val="906"/>
+        <w:pStyle w:val="916"/>
         <w:pBdr/>
         <w:spacing/>
         <w:ind/>
@@ -3961,7 +3858,6 @@
       <w:r>
         <w:t xml:space="preserve">Experiment frame rate</w:t>
       </w:r>
-      <w:r/>
       <w:bookmarkEnd w:id="25"/>
       <w:r/>
       <w:r/>
@@ -3977,7 +3873,7 @@
       </w:pPr>
       <w:r>
         <w:rPr>
-          <w:rStyle w:val="920"/>
+          <w:rStyle w:val="930"/>
         </w:rPr>
         <w:t xml:space="preserve">Question:</w:t>
       </w:r>
@@ -3989,40 +3885,33 @@
           <w:highlight w:val="none"/>
         </w:rPr>
       </w:r>
-    </w:p>
-    <w:p>
-      <w:pPr>
-        <w:pStyle w:val="908"/>
-        <w:pBdr/>
-        <w:spacing/>
-        <w:ind/>
-        <w:rPr/>
-      </w:pPr>
-      <w:r>
-        <w:t xml:space="preserve">Why this experiment:</w:t>
-      </w:r>
-      <w:r/>
-      <w:r/>
       <w:r>
         <w:rPr>
           <w:highlight w:val="none"/>
         </w:rPr>
       </w:r>
+    </w:p>
+    <w:p>
+      <w:pPr>
+        <w:pStyle w:val="918"/>
+        <w:pBdr/>
+        <w:spacing/>
+        <w:ind/>
+        <w:rPr/>
+      </w:pPr>
+      <w:r>
+        <w:t xml:space="preserve">Why this experiment:</w:t>
+      </w:r>
       <w:r>
         <w:rPr>
           <w:highlight w:val="none"/>
         </w:rPr>
       </w:r>
-      <w:r>
-        <w:rPr>
-          <w:highlight w:val="none"/>
-        </w:rPr>
-      </w:r>
       <w:r/>
     </w:p>
     <w:p>
       <w:pPr>
-        <w:pStyle w:val="908"/>
+        <w:pStyle w:val="918"/>
         <w:pBdr/>
         <w:spacing/>
         <w:ind/>
@@ -4049,7 +3938,7 @@
     </w:p>
     <w:p>
       <w:pPr>
-        <w:pStyle w:val="932"/>
+        <w:pStyle w:val="942"/>
         <w:numPr>
           <w:ilvl w:val="0"/>
           <w:numId w:val="20"/>
@@ -4066,11 +3955,10 @@
         <w:t xml:space="preserve">Cubi NUC AI+, with the drivers for the controller already installed (see attachment 2 for link to the product)</w:t>
       </w:r>
       <w:r/>
-      <w:r/>
     </w:p>
     <w:p>
       <w:pPr>
-        <w:pStyle w:val="932"/>
+        <w:pStyle w:val="942"/>
         <w:numPr>
           <w:ilvl w:val="0"/>
           <w:numId w:val="20"/>
@@ -4087,11 +3975,10 @@
         <w:t xml:space="preserve">HDMI cable</w:t>
       </w:r>
       <w:r/>
-      <w:r/>
     </w:p>
     <w:p>
       <w:pPr>
-        <w:pStyle w:val="932"/>
+        <w:pStyle w:val="942"/>
         <w:numPr>
           <w:ilvl w:val="0"/>
           <w:numId w:val="20"/>
@@ -4108,11 +3995,10 @@
         <w:t xml:space="preserve">Computer screen with a HDMI port</w:t>
       </w:r>
       <w:r/>
-      <w:r/>
     </w:p>
     <w:p>
       <w:pPr>
-        <w:pStyle w:val="932"/>
+        <w:pStyle w:val="942"/>
         <w:numPr>
           <w:ilvl w:val="0"/>
           <w:numId w:val="20"/>
@@ -4129,11 +4015,10 @@
         <w:t xml:space="preserve">Electricity</w:t>
       </w:r>
       <w:r/>
-      <w:r/>
     </w:p>
     <w:p>
       <w:pPr>
-        <w:pStyle w:val="932"/>
+        <w:pStyle w:val="942"/>
         <w:numPr>
           <w:ilvl w:val="0"/>
           <w:numId w:val="20"/>
@@ -4150,11 +4035,10 @@
         <w:t xml:space="preserve">Keyboard and mouse, NOT bluetooth</w:t>
       </w:r>
       <w:r/>
-      <w:r/>
     </w:p>
     <w:p>
       <w:pPr>
-        <w:pStyle w:val="932"/>
+        <w:pStyle w:val="942"/>
         <w:numPr>
           <w:ilvl w:val="0"/>
           <w:numId w:val="20"/>
@@ -4178,11 +4062,15 @@
         </w:rPr>
         <w:t xml:space="preserve"> (see attachment 3)</w:t>
       </w:r>
-      <w:r/>
+      <w:r>
+        <w:rPr>
+          <w:highlight w:val="none"/>
+        </w:rPr>
+      </w:r>
     </w:p>
     <w:p>
       <w:pPr>
-        <w:pStyle w:val="932"/>
+        <w:pStyle w:val="942"/>
         <w:numPr>
           <w:ilvl w:val="0"/>
           <w:numId w:val="20"/>
@@ -4205,11 +4093,15 @@
         </w:rPr>
         <w:t xml:space="preserve">Kart, in the same setting as SDC closed challenge 2026</w:t>
       </w:r>
-      <w:r/>
+      <w:r>
+        <w:rPr>
+          <w:highlight w:val="none"/>
+        </w:rPr>
+      </w:r>
     </w:p>
     <w:p>
       <w:pPr>
-        <w:pStyle w:val="932"/>
+        <w:pStyle w:val="942"/>
         <w:numPr>
           <w:ilvl w:val="0"/>
           <w:numId w:val="20"/>
@@ -4232,11 +4124,15 @@
         </w:rPr>
         <w:t xml:space="preserve">Usb stick</w:t>
       </w:r>
-      <w:r/>
+      <w:r>
+        <w:rPr>
+          <w:highlight w:val="none"/>
+        </w:rPr>
+      </w:r>
     </w:p>
     <w:p>
       <w:pPr>
-        <w:pStyle w:val="932"/>
+        <w:pStyle w:val="942"/>
         <w:numPr>
           <w:ilvl w:val="0"/>
           <w:numId w:val="20"/>
@@ -4259,11 +4155,15 @@
         </w:rPr>
         <w:t xml:space="preserve">X-box controller</w:t>
       </w:r>
-      <w:r/>
+      <w:r>
+        <w:rPr>
+          <w:highlight w:val="none"/>
+        </w:rPr>
+      </w:r>
     </w:p>
     <w:p>
       <w:pPr>
-        <w:pStyle w:val="932"/>
+        <w:pStyle w:val="942"/>
         <w:numPr>
           <w:ilvl w:val="0"/>
           <w:numId w:val="20"/>
@@ -4292,11 +4192,15 @@
         </w:rPr>
         <w:t xml:space="preserve"> </w:t>
       </w:r>
-      <w:r/>
+      <w:r>
+        <w:rPr>
+          <w:highlight w:val="none"/>
+        </w:rPr>
+      </w:r>
     </w:p>
     <w:p>
       <w:pPr>
-        <w:pStyle w:val="932"/>
+        <w:pStyle w:val="942"/>
         <w:numPr>
           <w:ilvl w:val="0"/>
           <w:numId w:val="20"/>
@@ -4318,34 +4222,29 @@
         <w:t xml:space="preserve">Laptop, with anydesk installed</w:t>
       </w:r>
       <w:r/>
+    </w:p>
+    <w:p>
+      <w:pPr>
+        <w:pBdr/>
+        <w:spacing/>
+        <w:ind/>
+        <w:rPr/>
+      </w:pPr>
+      <w:r>
+        <w:rPr>
+          <w:highlight w:val="none"/>
+        </w:rPr>
+      </w:r>
+      <w:r>
+        <w:rPr>
+          <w:highlight w:val="none"/>
+        </w:rPr>
+      </w:r>
       <w:r/>
     </w:p>
     <w:p>
       <w:pPr>
-        <w:pBdr/>
-        <w:spacing/>
-        <w:ind/>
-        <w:rPr/>
-      </w:pPr>
-      <w:r>
-        <w:rPr>
-          <w:highlight w:val="none"/>
-        </w:rPr>
-      </w:r>
-      <w:r>
-        <w:rPr>
-          <w:highlight w:val="none"/>
-        </w:rPr>
-      </w:r>
-      <w:r>
-        <w:rPr>
-          <w:highlight w:val="none"/>
-        </w:rPr>
-      </w:r>
-    </w:p>
-    <w:p>
-      <w:pPr>
-        <w:pStyle w:val="908"/>
+        <w:pStyle w:val="918"/>
         <w:pBdr/>
         <w:spacing/>
         <w:ind/>
@@ -4368,15 +4267,11 @@
       <w:r>
         <w:t xml:space="preserve">The goal of this experiment is to gather mostly identical video footage from the two outer cameras of the kart while using different camera frame rates. To achieve this, follow these steps:  </w:t>
       </w:r>
-      <w:r/>
       <w:r>
         <w:rPr>
           <w:highlight w:val="none"/>
         </w:rPr>
       </w:r>
-      <w:r/>
-      <w:r/>
-      <w:r/>
       <w:r>
         <w:rPr>
           <w:highlight w:val="none"/>
@@ -4385,7 +4280,7 @@
     </w:p>
     <w:p>
       <w:pPr>
-        <w:pStyle w:val="932"/>
+        <w:pStyle w:val="942"/>
         <w:numPr>
           <w:ilvl w:val="0"/>
           <w:numId w:val="22"/>
@@ -4403,11 +4298,15 @@
         </w:rPr>
         <w:t xml:space="preserve">Connect the computer screen with the HDMI cable to the NUC.</w:t>
       </w:r>
-      <w:r/>
+      <w:r>
+        <w:rPr>
+          <w:highlight w:val="none"/>
+        </w:rPr>
+      </w:r>
     </w:p>
     <w:p>
       <w:pPr>
-        <w:pStyle w:val="932"/>
+        <w:pStyle w:val="942"/>
         <w:numPr>
           <w:ilvl w:val="0"/>
           <w:numId w:val="22"/>
@@ -4430,11 +4329,15 @@
         </w:rPr>
         <w:t xml:space="preserve">Connect the keyboard and mouse to the NUC.</w:t>
       </w:r>
-      <w:r/>
+      <w:r>
+        <w:rPr>
+          <w:highlight w:val="none"/>
+        </w:rPr>
+      </w:r>
     </w:p>
     <w:p>
       <w:pPr>
-        <w:pStyle w:val="932"/>
+        <w:pStyle w:val="942"/>
         <w:numPr>
           <w:ilvl w:val="0"/>
           <w:numId w:val="22"/>
@@ -4457,11 +4360,15 @@
         </w:rPr>
         <w:t xml:space="preserve">Supply power to the NUC and the screen and turn both devices on.</w:t>
       </w:r>
-      <w:r/>
+      <w:r>
+        <w:rPr>
+          <w:highlight w:val="none"/>
+        </w:rPr>
+      </w:r>
     </w:p>
     <w:p>
       <w:pPr>
-        <w:pStyle w:val="932"/>
+        <w:pStyle w:val="942"/>
         <w:numPr>
           <w:ilvl w:val="0"/>
           <w:numId w:val="22"/>
@@ -4496,11 +4403,15 @@
         </w:rPr>
         <w:t xml:space="preserve"> is on the USB stick.</w:t>
       </w:r>
-      <w:r/>
+      <w:r>
+        <w:rPr>
+          <w:highlight w:val="none"/>
+        </w:rPr>
+      </w:r>
     </w:p>
     <w:p>
       <w:pPr>
-        <w:pStyle w:val="932"/>
+        <w:pStyle w:val="942"/>
         <w:numPr>
           <w:ilvl w:val="0"/>
           <w:numId w:val="22"/>
@@ -4523,11 +4434,15 @@
         </w:rPr>
         <w:t xml:space="preserve">Plug the USB stick into the NUC.</w:t>
       </w:r>
-      <w:r/>
+      <w:r>
+        <w:rPr>
+          <w:highlight w:val="none"/>
+        </w:rPr>
+      </w:r>
     </w:p>
     <w:p>
       <w:pPr>
-        <w:pStyle w:val="932"/>
+        <w:pStyle w:val="942"/>
         <w:numPr>
           <w:ilvl w:val="0"/>
           <w:numId w:val="22"/>
@@ -4562,11 +4477,15 @@
         </w:rPr>
         <w:t xml:space="preserve"> from the USB stick onto the NUC.</w:t>
       </w:r>
-      <w:r/>
+      <w:r>
+        <w:rPr>
+          <w:highlight w:val="none"/>
+        </w:rPr>
+      </w:r>
     </w:p>
     <w:p>
       <w:pPr>
-        <w:pStyle w:val="932"/>
+        <w:pStyle w:val="942"/>
         <w:numPr>
           <w:ilvl w:val="0"/>
           <w:numId w:val="22"/>
@@ -4588,91 +4507,98 @@
         <w:t xml:space="preserve">Take out the USB stick.</w:t>
       </w:r>
       <w:r/>
+    </w:p>
+    <w:p>
+      <w:pPr>
+        <w:pBdr/>
+        <w:spacing/>
+        <w:ind/>
+        <w:rPr/>
+      </w:pPr>
+      <w:r>
+        <w:rPr>
+          <w:highlight w:val="none"/>
+        </w:rPr>
+      </w:r>
+      <w:r>
+        <w:rPr>
+          <w:highlight w:val="none"/>
+        </w:rPr>
+      </w:r>
       <w:r/>
     </w:p>
     <w:p>
       <w:pPr>
+        <w:pStyle w:val="918"/>
         <w:pBdr/>
         <w:spacing/>
         <w:ind/>
         <w:rPr/>
       </w:pPr>
+      <w:r>
+        <w:t xml:space="preserve">Hypothesis:</w:t>
+      </w:r>
       <w:r>
         <w:rPr>
           <w:highlight w:val="none"/>
         </w:rPr>
       </w:r>
+      <w:r/>
+    </w:p>
+    <w:p>
+      <w:pPr>
+        <w:pBdr/>
+        <w:spacing/>
+        <w:ind/>
+        <w:rPr/>
+      </w:pPr>
       <w:r>
         <w:rPr>
           <w:highlight w:val="none"/>
         </w:rPr>
+        <w:tab/>
+        <w:t xml:space="preserve">The line detection get sharper because the details are being seen faster.</w:t>
       </w:r>
       <w:r>
         <w:rPr>
           <w:highlight w:val="none"/>
         </w:rPr>
       </w:r>
-    </w:p>
-    <w:p>
-      <w:pPr>
-        <w:pStyle w:val="908"/>
-        <w:pBdr/>
-        <w:spacing/>
-        <w:ind/>
-        <w:rPr/>
-      </w:pPr>
-      <w:r>
-        <w:t xml:space="preserve">Hypothesis:</w:t>
-      </w:r>
-      <w:r/>
-      <w:r/>
       <w:r>
         <w:rPr>
           <w:highlight w:val="none"/>
         </w:rPr>
       </w:r>
-      <w:r>
-        <w:rPr>
-          <w:highlight w:val="none"/>
-        </w:rPr>
-      </w:r>
-      <w:r>
-        <w:rPr>
-          <w:highlight w:val="none"/>
-        </w:rPr>
+    </w:p>
+    <w:p>
+      <w:pPr>
+        <w:pStyle w:val="918"/>
+        <w:pBdr/>
+        <w:spacing/>
+        <w:ind/>
+        <w:rPr/>
+      </w:pPr>
+      <w:r>
+        <w:t xml:space="preserve">Procedure</w:t>
+      </w:r>
+      <w:r>
+        <w:t xml:space="preserve">:</w:t>
       </w:r>
       <w:r/>
     </w:p>
     <w:p>
       <w:pPr>
-        <w:pStyle w:val="908"/>
         <w:pBdr/>
         <w:spacing/>
         <w:ind/>
         <w:rPr/>
       </w:pPr>
-      <w:r>
-        <w:t xml:space="preserve">Procedure</w:t>
-      </w:r>
-      <w:r>
-        <w:t xml:space="preserve">:</w:t>
-      </w:r>
-      <w:r/>
-    </w:p>
-    <w:p>
-      <w:pPr>
-        <w:pBdr/>
-        <w:spacing/>
-        <w:ind/>
-        <w:rPr/>
-      </w:pPr>
-      <w:r/>
       <w:r/>
       <w:r/>
     </w:p>
     <w:p>
       <w:pPr>
-        <w:pStyle w:val="908"/>
+        <w:pStyle w:val="918"/>
         <w:pBdr/>
         <w:spacing/>
         <w:ind/>
@@ -4681,14 +4607,11 @@
       <w:r>
         <w:t xml:space="preserve">Results:</w:t>
       </w:r>
-      <w:r/>
-      <w:r/>
-      <w:r/>
       <w:r/>
     </w:p>
     <w:p>
       <w:pPr>
-        <w:pStyle w:val="905"/>
+        <w:pStyle w:val="915"/>
         <w:pBdr/>
         <w:spacing/>
         <w:ind/>
@@ -4702,7 +4625,6 @@
       <w:r>
         <w:t xml:space="preserve"> </w:t>
       </w:r>
-      <w:r/>
       <w:bookmarkEnd w:id="26"/>
       <w:r/>
       <w:r/>
@@ -5544,7 +5466,7 @@
     </w:p>
     <w:p>
       <w:pPr>
-        <w:pStyle w:val="905"/>
+        <w:pStyle w:val="915"/>
         <w:pBdr/>
         <w:spacing/>
         <w:ind/>
@@ -5558,7 +5480,6 @@
       <w:r>
         <w:t xml:space="preserve"> </w:t>
       </w:r>
-      <w:r/>
       <w:bookmarkEnd w:id="27"/>
       <w:r/>
       <w:r/>
@@ -6004,7 +5925,7 @@
     </w:p>
     <w:p>
       <w:pPr>
-        <w:pStyle w:val="932"/>
+        <w:pStyle w:val="942"/>
         <w:numPr>
           <w:ilvl w:val="0"/>
           <w:numId w:val="4"/>
@@ -6019,7 +5940,7 @@
         <w:bookmarkStart w:id="14" w:name="_Ref223604332"/>
         <w:r>
           <w:rPr>
-            <w:rStyle w:val="939"/>
+            <w:rStyle w:val="949"/>
           </w:rPr>
           <w:t xml:space="preserve">https://www.unitxlabs.com/blog/camera-resolution-machine-vision-basics-2/</w:t>
         </w:r>
@@ -6030,7 +5951,7 @@
     </w:p>
     <w:p>
       <w:pPr>
-        <w:pStyle w:val="932"/>
+        <w:pStyle w:val="942"/>
         <w:numPr>
           <w:ilvl w:val="0"/>
           <w:numId w:val="4"/>
@@ -6053,28 +5974,28 @@
       <w:hyperlink r:id="rId14" w:tooltip="https://azerty.nl/product/black-intel-soc-ultra-7-258v-integrated-graphics-n-a-32gbembedded-1tb-ssd-no-hdd-win-11-home-802-11ax-5-2-aircooling-120w-3y/9516612?utm_source=google&amp;utm_medium=cpc&amp;utm_campaign=&amp;&amp;utm_id=1973814685&amp;utm_term=141722565502_&amp;utm_content=645537961146&amp;gad_source=1&amp;gad_campaignid=1973814685&amp;gclid=Cj0KCQjwve7NBhC-ARIsALZy9HVNztDJLlEg60o97GQgnelqMRgRPNMUCK2XAroVYepSjrMLTfDzUD4aAjWREALw_wcB" w:history="1">
         <w:r>
           <w:rPr>
-            <w:rStyle w:val="939"/>
+            <w:rStyle w:val="949"/>
             <w:highlight w:val="none"/>
           </w:rPr>
           <w:t xml:space="preserve">h</w:t>
         </w:r>
         <w:r>
           <w:rPr>
-            <w:rStyle w:val="939"/>
+            <w:rStyle w:val="949"/>
             <w:highlight w:val="none"/>
           </w:rPr>
           <w:t xml:space="preserve">ttps://azerty.nl/product/black-intel-soc-ultra-7-258v-integrated-graphics-n-a-32gbembedded-1tb-ssd-no-hdd-win-11-home-802-11ax-5-2-aircooling-120w-3y/9516612?utm_source=google&amp;utm_medium=cpc&amp;utm_campaign=&amp;&amp;utm_id=1973814685&amp;utm_term=141722565502_&amp;utm_conte</w:t>
         </w:r>
         <w:r>
           <w:rPr>
-            <w:rStyle w:val="939"/>
+            <w:rStyle w:val="949"/>
             <w:highlight w:val="none"/>
           </w:rPr>
           <w:t xml:space="preserve">nt=645537961146&amp;gad_source=1&amp;gad_campaignid=1973814685&amp;gclid=Cj0KCQjwve7NBhC-ARIsALZy9HVNztDJLlEg60o97GQgnelqMRgRPNMUCK2XAroVYepSjrMLTfDzUD4aAjWREALw_wcB</w:t>
         </w:r>
         <w:r>
           <w:rPr>
-            <w:rStyle w:val="939"/>
+            <w:rStyle w:val="949"/>
             <w:highlight w:val="none"/>
           </w:rPr>
         </w:r>
@@ -6094,7 +6015,7 @@
     </w:p>
     <w:p>
       <w:pPr>
-        <w:pStyle w:val="932"/>
+        <w:pStyle w:val="942"/>
         <w:numPr>
           <w:ilvl w:val="0"/>
           <w:numId w:val="4"/>
@@ -6125,7 +6046,7 @@
     </w:p>
     <w:p>
       <w:pPr>
-        <w:pStyle w:val="932"/>
+        <w:pStyle w:val="942"/>
         <w:numPr>
           <w:ilvl w:val="0"/>
           <w:numId w:val="4"/>
@@ -6150,27 +6071,34 @@
       <w:hyperlink r:id="rId15" w:tooltip="https://www.logitech.com/nl-nl/shop/p/streamcam.960-001297?utm_source=Google&amp;utm_medium=Paid-Search&amp;utm_campaign=DEPT_FY26_Q3_NLD_LO_B2C_Always-on-PWS-Base-Plan_Google_CVR_na&amp;gclsrc=aw.ds&amp;gad_source=1&amp;gad_campaignid=21589405366&amp;gclid=Cj0KCQjw4PPNBhD8ARIsAMo-icwkMkvpQFIX383DBeBZNA2CpQyr7oj30Fb4070MNBOPZfniybx2urIaApEREALw_wcB" w:history="1">
         <w:r>
           <w:rPr>
-            <w:rStyle w:val="939"/>
+            <w:rStyle w:val="949"/>
             <w:highlight w:val="none"/>
           </w:rPr>
-          <w:t xml:space="preserve">https://www.logitech.com/nl-nl/shop/p/streamcam.960-001297?utm_source=Google&amp;utm_medium=Paid-Search&amp;utm_campaign=DEPT_FY26_Q3_NLD_LO_B2C_Always-on-PWS-Base-Plan_Google_CVR_na&amp;gclsrc=aw.ds&amp;gad_source=1&amp;gad_campaignid=21589405366&amp;gclid=Cj0KCQjw4PPNBhD8ARIsAMo</w:t>
+          <w:t xml:space="preserve">h</w:t>
         </w:r>
         <w:r>
           <w:rPr>
-            <w:rStyle w:val="939"/>
+            <w:rStyle w:val="949"/>
+            <w:highlight w:val="none"/>
+          </w:rPr>
+          <w:t xml:space="preserve">ttps://www.logitech.com/nl-nl/shop/p/streamcam.960-001297?utm_source=Google&amp;utm_medium=Paid-Search&amp;utm_campaign=DEPT_FY26_Q3_NLD_LO_B2C_Always-on-PWS-Base-Plan_Google_CVR_na&amp;gclsrc=aw.ds&amp;gad_source=1&amp;gad_campaignid=21589405366&amp;gclid=Cj0KCQjw4PPNBhD8ARIsAMo</w:t>
+        </w:r>
+        <w:r>
+          <w:rPr>
+            <w:rStyle w:val="949"/>
             <w:highlight w:val="none"/>
           </w:rPr>
           <w:t xml:space="preserve">-icwkMkvpQFIX383DBeBZNA2CpQyr7oj30Fb4070MNBOPZfniybx2urIaApEREALw_wcB</w:t>
         </w:r>
         <w:r>
           <w:rPr>
-            <w:rStyle w:val="939"/>
+            <w:rStyle w:val="949"/>
             <w:highlight w:val="none"/>
           </w:rPr>
         </w:r>
         <w:r>
           <w:rPr>
-            <w:rStyle w:val="939"/>
+            <w:rStyle w:val="949"/>
             <w:highlight w:val="none"/>
           </w:rPr>
         </w:r>
@@ -6186,10 +6114,15 @@
           <w:highlight w:val="red"/>
         </w:rPr>
       </w:r>
+      <w:r>
+        <w:rPr>
+          <w:highlight w:val="red"/>
+        </w:rPr>
+      </w:r>
     </w:p>
     <w:p>
       <w:pPr>
-        <w:pStyle w:val="932"/>
+        <w:pStyle w:val="942"/>
         <w:numPr>
           <w:ilvl w:val="0"/>
           <w:numId w:val="4"/>
@@ -6230,7 +6163,7 @@
     </w:p>
     <w:p>
       <w:pPr>
-        <w:pStyle w:val="905"/>
+        <w:pStyle w:val="915"/>
         <w:pBdr/>
         <w:spacing/>
         <w:ind/>
@@ -6244,14 +6177,13 @@
       <w:r>
         <w:t xml:space="preserve">hangelog</w:t>
       </w:r>
-      <w:r/>
       <w:bookmarkEnd w:id="28"/>
       <w:r/>
       <w:r/>
     </w:p>
     <w:tbl>
       <w:tblPr>
-        <w:tblStyle w:val="942"/>
+        <w:tblStyle w:val="952"/>
         <w:tblW w:w="0" w:type="auto"/>
         <w:tblBorders/>
         <w:tblLook w:val="04A0" w:firstRow="1" w:lastRow="0" w:firstColumn="1" w:lastColumn="0" w:noHBand="0" w:noVBand="1"/>
@@ -6574,7 +6506,9 @@
         </w:tc>
       </w:tr>
       <w:tr>
-        <w:trPr/>
+        <w:trPr>
+          <w:trHeight w:val="416"/>
+        </w:trPr>
         <w:tc>
           <w:tcPr>
             <w:tcBorders/>
@@ -6633,6 +6567,68 @@
           </w:p>
         </w:tc>
       </w:tr>
+      <w:tr>
+        <w:trPr>
+          <w:trHeight w:val="416"/>
+        </w:trPr>
+        <w:tc>
+          <w:tcPr>
+            <w:tcBorders/>
+            <w:tcW w:w="3020" w:type="dxa"/>
+            <w:vMerge w:val="restart"/>
+          </w:tcPr>
+          <w:p>
+            <w:pPr>
+              <w:pBdr/>
+              <w:spacing/>
+              <w:ind/>
+              <w:rPr/>
+            </w:pPr>
+            <w:r>
+              <w:t xml:space="preserve">26/3</w:t>
+            </w:r>
+            <w:r/>
+          </w:p>
+        </w:tc>
+        <w:tc>
+          <w:tcPr>
+            <w:tcBorders/>
+            <w:tcW w:w="3021" w:type="dxa"/>
+            <w:vMerge w:val="restart"/>
+          </w:tcPr>
+          <w:p>
+            <w:pPr>
+              <w:pBdr/>
+              <w:spacing/>
+              <w:ind/>
+              <w:rPr/>
+            </w:pPr>
+            <w:r>
+              <w:t xml:space="preserve">2.4</w:t>
+            </w:r>
+            <w:r/>
+          </w:p>
+        </w:tc>
+        <w:tc>
+          <w:tcPr>
+            <w:tcBorders/>
+            <w:tcW w:w="3021" w:type="dxa"/>
+            <w:vMerge w:val="restart"/>
+          </w:tcPr>
+          <w:p>
+            <w:pPr>
+              <w:pBdr/>
+              <w:spacing/>
+              <w:ind/>
+              <w:rPr/>
+            </w:pPr>
+            <w:r>
+              <w:t xml:space="preserve">Rewrote dutch to english</w:t>
+            </w:r>
+            <w:r/>
+          </w:p>
+        </w:tc>
+      </w:tr>
     </w:tbl>
     <w:p>
       <w:pPr>
@@ -6706,7 +6702,7 @@
     <w:sdtContent>
       <w:p>
         <w:pPr>
-          <w:pStyle w:val="945"/>
+          <w:pStyle w:val="955"/>
           <w:pBdr/>
           <w:spacing/>
           <w:ind/>
@@ -6734,7 +6730,7 @@
   </w:sdt>
   <w:p>
     <w:pPr>
-      <w:pStyle w:val="945"/>
+      <w:pStyle w:val="955"/>
       <w:pBdr/>
       <w:spacing/>
       <w:ind/>
@@ -10034,9 +10030,9 @@
     <w:lsdException w:name="Bibliography" w:uiPriority="37"/>
     <w:lsdException w:name="TOC Heading" w:uiPriority="39" w:qFormat="1"/>
   </w:latentStyles>
-  <w:style w:type="table" w:styleId="764">
+  <w:style w:type="table" w:styleId="774">
     <w:name w:val="Table Grid Light"/>
-    <w:basedOn w:val="915"/>
+    <w:basedOn w:val="925"/>
     <w:uiPriority w:val="59"/>
     <w:pPr>
       <w:pBdr/>
@@ -10233,9 +10229,9 @@
       </w:tcPr>
     </w:tblStylePr>
   </w:style>
-  <w:style w:type="table" w:styleId="765">
+  <w:style w:type="table" w:styleId="775">
     <w:name w:val="Plain Table 1"/>
-    <w:basedOn w:val="915"/>
+    <w:basedOn w:val="925"/>
     <w:uiPriority w:val="59"/>
     <w:pPr>
       <w:pBdr/>
@@ -10458,9 +10454,9 @@
       </w:tcPr>
     </w:tblStylePr>
   </w:style>
-  <w:style w:type="table" w:styleId="766">
+  <w:style w:type="table" w:styleId="776">
     <w:name w:val="Plain Table 2"/>
-    <w:basedOn w:val="915"/>
+    <w:basedOn w:val="925"/>
     <w:uiPriority w:val="59"/>
     <w:pPr>
       <w:pBdr/>
@@ -10691,9 +10687,9 @@
       </w:tcPr>
     </w:tblStylePr>
   </w:style>
-  <w:style w:type="table" w:styleId="767">
+  <w:style w:type="table" w:styleId="777">
     <w:name w:val="Plain Table 3"/>
-    <w:basedOn w:val="915"/>
+    <w:basedOn w:val="925"/>
     <w:uiPriority w:val="99"/>
     <w:pPr>
       <w:pBdr/>
@@ -10921,9 +10917,9 @@
       </w:tcPr>
     </w:tblStylePr>
   </w:style>
-  <w:style w:type="table" w:styleId="768">
+  <w:style w:type="table" w:styleId="778">
     <w:name w:val="Plain Table 4"/>
-    <w:basedOn w:val="915"/>
+    <w:basedOn w:val="925"/>
     <w:uiPriority w:val="99"/>
     <w:pPr>
       <w:pBdr/>
@@ -11137,9 +11133,9 @@
       </w:tcPr>
     </w:tblStylePr>
   </w:style>
-  <w:style w:type="table" w:styleId="769">
+  <w:style w:type="table" w:styleId="779">
     <w:name w:val="Plain Table 5"/>
-    <w:basedOn w:val="915"/>
+    <w:basedOn w:val="925"/>
     <w:uiPriority w:val="99"/>
     <w:pPr>
       <w:pBdr/>
@@ -11370,9 +11366,9 @@
       </w:tcPr>
     </w:tblStylePr>
   </w:style>
-  <w:style w:type="table" w:styleId="770">
+  <w:style w:type="table" w:styleId="780">
     <w:name w:val="Grid Table 1 Light"/>
-    <w:basedOn w:val="915"/>
+    <w:basedOn w:val="925"/>
     <w:uiPriority w:val="99"/>
     <w:pPr>
       <w:pBdr/>
@@ -11593,9 +11589,9 @@
       </w:tcPr>
     </w:tblStylePr>
   </w:style>
-  <w:style w:type="table" w:styleId="771">
+  <w:style w:type="table" w:styleId="781">
     <w:name w:val="Grid Table 1 Light - Accent 1"/>
-    <w:basedOn w:val="915"/>
+    <w:basedOn w:val="925"/>
     <w:uiPriority w:val="99"/>
     <w:pPr>
       <w:pBdr/>
@@ -11816,9 +11812,9 @@
       </w:tcPr>
     </w:tblStylePr>
   </w:style>
-  <w:style w:type="table" w:styleId="772">
+  <w:style w:type="table" w:styleId="782">
     <w:name w:val="Grid Table 1 Light - Accent 2"/>
-    <w:basedOn w:val="915"/>
+    <w:basedOn w:val="925"/>
     <w:uiPriority w:val="99"/>
     <w:pPr>
       <w:pBdr/>
@@ -12039,9 +12035,9 @@
       </w:tcPr>
     </w:tblStylePr>
   </w:style>
-  <w:style w:type="table" w:styleId="773">
+  <w:style w:type="table" w:styleId="783">
     <w:name w:val="Grid Table 1 Light - Accent 3"/>
-    <w:basedOn w:val="915"/>
+    <w:basedOn w:val="925"/>
     <w:uiPriority w:val="99"/>
     <w:pPr>
       <w:pBdr/>
@@ -12262,9 +12258,9 @@
       </w:tcPr>
     </w:tblStylePr>
   </w:style>
-  <w:style w:type="table" w:styleId="774">
+  <w:style w:type="table" w:styleId="784">
     <w:name w:val="Grid Table 1 Light - Accent 4"/>
-    <w:basedOn w:val="915"/>
+    <w:basedOn w:val="925"/>
     <w:uiPriority w:val="99"/>
     <w:pPr>
       <w:pBdr/>
@@ -12485,9 +12481,9 @@
       </w:tcPr>
     </w:tblStylePr>
   </w:style>
-  <w:style w:type="table" w:styleId="775">
+  <w:style w:type="table" w:styleId="785">
     <w:name w:val="Grid Table 1 Light - Accent 5"/>
-    <w:basedOn w:val="915"/>
+    <w:basedOn w:val="925"/>
     <w:uiPriority w:val="99"/>
     <w:pPr>
       <w:pBdr/>
@@ -12708,9 +12704,9 @@
       </w:tcPr>
     </w:tblStylePr>
   </w:style>
-  <w:style w:type="table" w:styleId="776">
+  <w:style w:type="table" w:styleId="786">
     <w:name w:val="Grid Table 1 Light - Accent 6"/>
-    <w:basedOn w:val="915"/>
+    <w:basedOn w:val="925"/>
     <w:uiPriority w:val="99"/>
     <w:pPr>
       <w:pBdr/>
@@ -12931,9 +12927,9 @@
       </w:tcPr>
     </w:tblStylePr>
   </w:style>
-  <w:style w:type="table" w:styleId="777">
+  <w:style w:type="table" w:styleId="787">
     <w:name w:val="Grid Table 2"/>
-    <w:basedOn w:val="915"/>
+    <w:basedOn w:val="925"/>
     <w:uiPriority w:val="99"/>
     <w:pPr>
       <w:pBdr/>
@@ -13163,9 +13159,9 @@
       </w:tcPr>
     </w:tblStylePr>
   </w:style>
-  <w:style w:type="table" w:styleId="778">
+  <w:style w:type="table" w:styleId="788">
     <w:name w:val="Grid Table 2 - Accent 1"/>
-    <w:basedOn w:val="915"/>
+    <w:basedOn w:val="925"/>
     <w:uiPriority w:val="99"/>
     <w:pPr>
       <w:pBdr/>
@@ -13395,9 +13391,9 @@
       </w:tcPr>
     </w:tblStylePr>
   </w:style>
-  <w:style w:type="table" w:styleId="779">
+  <w:style w:type="table" w:styleId="789">
     <w:name w:val="Grid Table 2 - Accent 2"/>
-    <w:basedOn w:val="915"/>
+    <w:basedOn w:val="925"/>
     <w:uiPriority w:val="99"/>
     <w:pPr>
       <w:pBdr/>
@@ -13627,9 +13623,9 @@
       </w:tcPr>
     </w:tblStylePr>
   </w:style>
-  <w:style w:type="table" w:styleId="780">
+  <w:style w:type="table" w:styleId="790">
     <w:name w:val="Grid Table 2 - Accent 3"/>
-    <w:basedOn w:val="915"/>
+    <w:basedOn w:val="925"/>
     <w:uiPriority w:val="99"/>
     <w:pPr>
       <w:pBdr/>
@@ -13859,9 +13855,9 @@
       </w:tcPr>
     </w:tblStylePr>
   </w:style>
-  <w:style w:type="table" w:styleId="781">
+  <w:style w:type="table" w:styleId="791">
     <w:name w:val="Grid Table 2 - Accent 4"/>
-    <w:basedOn w:val="915"/>
+    <w:basedOn w:val="925"/>
     <w:uiPriority w:val="99"/>
     <w:pPr>
       <w:pBdr/>
@@ -14091,9 +14087,9 @@
       </w:tcPr>
     </w:tblStylePr>
   </w:style>
-  <w:style w:type="table" w:styleId="782">
+  <w:style w:type="table" w:styleId="792">
     <w:name w:val="Grid Table 2 - Accent 5"/>
-    <w:basedOn w:val="915"/>
+    <w:basedOn w:val="925"/>
     <w:uiPriority w:val="99"/>
     <w:pPr>
       <w:pBdr/>
@@ -14323,9 +14319,9 @@
       </w:tcPr>
     </w:tblStylePr>
   </w:style>
-  <w:style w:type="table" w:styleId="783">
+  <w:style w:type="table" w:styleId="793">
     <w:name w:val="Grid Table 2 - Accent 6"/>
-    <w:basedOn w:val="915"/>
+    <w:basedOn w:val="925"/>
     <w:uiPriority w:val="99"/>
     <w:pPr>
       <w:pBdr/>
@@ -14555,9 +14551,9 @@
       </w:tcPr>
     </w:tblStylePr>
   </w:style>
-  <w:style w:type="table" w:styleId="784">
+  <w:style w:type="table" w:styleId="794">
     <w:name w:val="Grid Table 3"/>
-    <w:basedOn w:val="915"/>
+    <w:basedOn w:val="925"/>
     <w:uiPriority w:val="99"/>
     <w:pPr>
       <w:pBdr/>
@@ -14800,9 +14796,9 @@
       </w:tcPr>
     </w:tblStylePr>
   </w:style>
-  <w:style w:type="table" w:styleId="785">
+  <w:style w:type="table" w:styleId="795">
     <w:name w:val="Grid Table 3 - Accent 1"/>
-    <w:basedOn w:val="915"/>
+    <w:basedOn w:val="925"/>
     <w:uiPriority w:val="99"/>
     <w:pPr>
       <w:pBdr/>
@@ -15045,9 +15041,9 @@
       </w:tcPr>
     </w:tblStylePr>
   </w:style>
-  <w:style w:type="table" w:styleId="786">
+  <w:style w:type="table" w:styleId="796">
     <w:name w:val="Grid Table 3 - Accent 2"/>
-    <w:basedOn w:val="915"/>
+    <w:basedOn w:val="925"/>
     <w:uiPriority w:val="99"/>
     <w:pPr>
       <w:pBdr/>
@@ -15290,9 +15286,9 @@
       </w:tcPr>
     </w:tblStylePr>
   </w:style>
-  <w:style w:type="table" w:styleId="787">
+  <w:style w:type="table" w:styleId="797">
     <w:name w:val="Grid Table 3 - Accent 3"/>
-    <w:basedOn w:val="915"/>
+    <w:basedOn w:val="925"/>
     <w:uiPriority w:val="99"/>
     <w:pPr>
       <w:pBdr/>
@@ -15535,9 +15531,9 @@
       </w:tcPr>
     </w:tblStylePr>
   </w:style>
-  <w:style w:type="table" w:styleId="788">
+  <w:style w:type="table" w:styleId="798">
     <w:name w:val="Grid Table 3 - Accent 4"/>
-    <w:basedOn w:val="915"/>
+    <w:basedOn w:val="925"/>
     <w:uiPriority w:val="99"/>
     <w:pPr>
       <w:pBdr/>
@@ -15780,9 +15776,9 @@
       </w:tcPr>
     </w:tblStylePr>
   </w:style>
-  <w:style w:type="table" w:styleId="789">
+  <w:style w:type="table" w:styleId="799">
     <w:name w:val="Grid Table 3 - Accent 5"/>
-    <w:basedOn w:val="915"/>
+    <w:basedOn w:val="925"/>
     <w:uiPriority w:val="99"/>
     <w:pPr>
       <w:pBdr/>
@@ -16025,9 +16021,9 @@
       </w:tcPr>
     </w:tblStylePr>
   </w:style>
-  <w:style w:type="table" w:styleId="790">
+  <w:style w:type="table" w:styleId="800">
     <w:name w:val="Grid Table 3 - Accent 6"/>
-    <w:basedOn w:val="915"/>
+    <w:basedOn w:val="925"/>
     <w:uiPriority w:val="99"/>
     <w:pPr>
       <w:pBdr/>
@@ -16270,9 +16266,9 @@
       </w:tcPr>
     </w:tblStylePr>
   </w:style>
-  <w:style w:type="table" w:styleId="791">
+  <w:style w:type="table" w:styleId="801">
     <w:name w:val="Grid Table 4"/>
-    <w:basedOn w:val="915"/>
+    <w:basedOn w:val="925"/>
     <w:uiPriority w:val="59"/>
     <w:pPr>
       <w:pBdr/>
@@ -16503,9 +16499,9 @@
       </w:tcPr>
     </w:tblStylePr>
   </w:style>
-  <w:style w:type="table" w:styleId="792">
+  <w:style w:type="table" w:styleId="802">
     <w:name w:val="Grid Table 4 - Accent 1"/>
-    <w:basedOn w:val="915"/>
+    <w:basedOn w:val="925"/>
     <w:uiPriority w:val="59"/>
     <w:pPr>
       <w:pBdr/>
@@ -16736,9 +16732,9 @@
       </w:tcPr>
     </w:tblStylePr>
   </w:style>
-  <w:style w:type="table" w:styleId="793">
+  <w:style w:type="table" w:styleId="803">
     <w:name w:val="Grid Table 4 - Accent 2"/>
-    <w:basedOn w:val="915"/>
+    <w:basedOn w:val="925"/>
     <w:uiPriority w:val="59"/>
     <w:pPr>
       <w:pBdr/>
@@ -16969,9 +16965,9 @@
       </w:tcPr>
     </w:tblStylePr>
   </w:style>
-  <w:style w:type="table" w:styleId="794">
+  <w:style w:type="table" w:styleId="804">
     <w:name w:val="Grid Table 4 - Accent 3"/>
-    <w:basedOn w:val="915"/>
+    <w:basedOn w:val="925"/>
     <w:uiPriority w:val="59"/>
     <w:pPr>
       <w:pBdr/>
@@ -17202,9 +17198,9 @@
       </w:tcPr>
     </w:tblStylePr>
   </w:style>
-  <w:style w:type="table" w:styleId="795">
+  <w:style w:type="table" w:styleId="805">
     <w:name w:val="Grid Table 4 - Accent 4"/>
-    <w:basedOn w:val="915"/>
+    <w:basedOn w:val="925"/>
     <w:uiPriority w:val="59"/>
     <w:pPr>
       <w:pBdr/>
@@ -17435,9 +17431,9 @@
       </w:tcPr>
     </w:tblStylePr>
   </w:style>
-  <w:style w:type="table" w:styleId="796">
+  <w:style w:type="table" w:styleId="806">
     <w:name w:val="Grid Table 4 - Accent 5"/>
-    <w:basedOn w:val="915"/>
+    <w:basedOn w:val="925"/>
     <w:uiPriority w:val="59"/>
     <w:pPr>
       <w:pBdr/>
@@ -17668,9 +17664,9 @@
       </w:tcPr>
     </w:tblStylePr>
   </w:style>
-  <w:style w:type="table" w:styleId="797">
+  <w:style w:type="table" w:styleId="807">
     <w:name w:val="Grid Table 4 - Accent 6"/>
-    <w:basedOn w:val="915"/>
+    <w:basedOn w:val="925"/>
     <w:uiPriority w:val="59"/>
     <w:pPr>
       <w:pBdr/>
@@ -17901,9 +17897,9 @@
       </w:tcPr>
     </w:tblStylePr>
   </w:style>
-  <w:style w:type="table" w:styleId="798">
+  <w:style w:type="table" w:styleId="808">
     <w:name w:val="Grid Table 5 Dark"/>
-    <w:basedOn w:val="915"/>
+    <w:basedOn w:val="925"/>
     <w:uiPriority w:val="99"/>
     <w:pPr>
       <w:pBdr/>
@@ -18129,9 +18125,9 @@
       </w:tcPr>
     </w:tblStylePr>
   </w:style>
-  <w:style w:type="table" w:styleId="799">
+  <w:style w:type="table" w:styleId="809">
     <w:name w:val="Grid Table 5 Dark- Accent 1"/>
-    <w:basedOn w:val="915"/>
+    <w:basedOn w:val="925"/>
     <w:uiPriority w:val="99"/>
     <w:pPr>
       <w:pBdr/>
@@ -18357,9 +18353,9 @@
       </w:tcPr>
     </w:tblStylePr>
   </w:style>
-  <w:style w:type="table" w:styleId="800">
+  <w:style w:type="table" w:styleId="810">
     <w:name w:val="Grid Table 5 Dark - Accent 2"/>
-    <w:basedOn w:val="915"/>
+    <w:basedOn w:val="925"/>
     <w:uiPriority w:val="99"/>
     <w:pPr>
       <w:pBdr/>
@@ -18585,9 +18581,9 @@
       </w:tcPr>
     </w:tblStylePr>
   </w:style>
-  <w:style w:type="table" w:styleId="801">
+  <w:style w:type="table" w:styleId="811">
     <w:name w:val="Grid Table 5 Dark - Accent 3"/>
-    <w:basedOn w:val="915"/>
+    <w:basedOn w:val="925"/>
     <w:uiPriority w:val="99"/>
     <w:pPr>
       <w:pBdr/>
@@ -18813,9 +18809,9 @@
       </w:tcPr>
     </w:tblStylePr>
   </w:style>
-  <w:style w:type="table" w:styleId="802">
+  <w:style w:type="table" w:styleId="812">
     <w:name w:val="Grid Table 5 Dark- Accent 4"/>
-    <w:basedOn w:val="915"/>
+    <w:basedOn w:val="925"/>
     <w:uiPriority w:val="99"/>
     <w:pPr>
       <w:pBdr/>
@@ -19041,9 +19037,9 @@
       </w:tcPr>
     </w:tblStylePr>
   </w:style>
-  <w:style w:type="table" w:styleId="803">
+  <w:style w:type="table" w:styleId="813">
     <w:name w:val="Grid Table 5 Dark - Accent 5"/>
-    <w:basedOn w:val="915"/>
+    <w:basedOn w:val="925"/>
     <w:uiPriority w:val="99"/>
     <w:pPr>
       <w:pBdr/>
@@ -19269,9 +19265,9 @@
       </w:tcPr>
     </w:tblStylePr>
   </w:style>
-  <w:style w:type="table" w:styleId="804">
+  <w:style w:type="table" w:styleId="814">
     <w:name w:val="Grid Table 5 Dark - Accent 6"/>
-    <w:basedOn w:val="915"/>
+    <w:basedOn w:val="925"/>
     <w:uiPriority w:val="99"/>
     <w:pPr>
       <w:pBdr/>
@@ -19497,9 +19493,9 @@
       </w:tcPr>
     </w:tblStylePr>
   </w:style>
-  <w:style w:type="table" w:styleId="805">
+  <w:style w:type="table" w:styleId="815">
     <w:name w:val="Grid Table 6 Colorful"/>
-    <w:basedOn w:val="915"/>
+    <w:basedOn w:val="925"/>
     <w:uiPriority w:val="99"/>
     <w:pPr>
       <w:pBdr/>
@@ -19727,9 +19723,9 @@
       </w:tcPr>
     </w:tblStylePr>
   </w:style>
-  <w:style w:type="table" w:styleId="806">
+  <w:style w:type="table" w:styleId="816">
     <w:name w:val="Grid Table 6 Colorful - Accent 1"/>
-    <w:basedOn w:val="915"/>
+    <w:basedOn w:val="925"/>
     <w:uiPriority w:val="99"/>
     <w:pPr>
       <w:pBdr/>
@@ -19957,9 +19953,9 @@
       </w:tcPr>
     </w:tblStylePr>
   </w:style>
-  <w:style w:type="table" w:styleId="807">
+  <w:style w:type="table" w:styleId="817">
     <w:name w:val="Grid Table 6 Colorful - Accent 2"/>
-    <w:basedOn w:val="915"/>
+    <w:basedOn w:val="925"/>
     <w:uiPriority w:val="99"/>
     <w:pPr>
       <w:pBdr/>
@@ -20187,9 +20183,9 @@
       </w:tcPr>
     </w:tblStylePr>
   </w:style>
-  <w:style w:type="table" w:styleId="808">
+  <w:style w:type="table" w:styleId="818">
     <w:name w:val="Grid Table 6 Colorful - Accent 3"/>
-    <w:basedOn w:val="915"/>
+    <w:basedOn w:val="925"/>
     <w:uiPriority w:val="99"/>
     <w:pPr>
       <w:pBdr/>
@@ -20417,9 +20413,9 @@
       </w:tcPr>
     </w:tblStylePr>
   </w:style>
-  <w:style w:type="table" w:styleId="809">
+  <w:style w:type="table" w:styleId="819">
     <w:name w:val="Grid Table 6 Colorful - Accent 4"/>
-    <w:basedOn w:val="915"/>
+    <w:basedOn w:val="925"/>
     <w:uiPriority w:val="99"/>
     <w:pPr>
       <w:pBdr/>
@@ -20647,9 +20643,9 @@
       </w:tcPr>
     </w:tblStylePr>
   </w:style>
-  <w:style w:type="table" w:styleId="810">
+  <w:style w:type="table" w:styleId="820">
     <w:name w:val="Grid Table 6 Colorful - Accent 5"/>
-    <w:basedOn w:val="915"/>
+    <w:basedOn w:val="925"/>
     <w:uiPriority w:val="99"/>
     <w:pPr>
       <w:pBdr/>
@@ -20877,9 +20873,9 @@
       </w:tcPr>
     </w:tblStylePr>
   </w:style>
-  <w:style w:type="table" w:styleId="811">
+  <w:style w:type="table" w:styleId="821">
     <w:name w:val="Grid Table 6 Colorful - Accent 6"/>
-    <w:basedOn w:val="915"/>
+    <w:basedOn w:val="925"/>
     <w:uiPriority w:val="99"/>
     <w:pPr>
       <w:pBdr/>
@@ -21107,9 +21103,9 @@
       </w:tcPr>
     </w:tblStylePr>
   </w:style>
-  <w:style w:type="table" w:styleId="812">
+  <w:style w:type="table" w:styleId="822">
     <w:name w:val="Grid Table 7 Colorful"/>
-    <w:basedOn w:val="915"/>
+    <w:basedOn w:val="925"/>
     <w:uiPriority w:val="99"/>
     <w:pPr>
       <w:pBdr/>
@@ -21361,9 +21357,9 @@
       </w:tcPr>
     </w:tblStylePr>
   </w:style>
-  <w:style w:type="table" w:styleId="813">
+  <w:style w:type="table" w:styleId="823">
     <w:name w:val="Grid Table 7 Colorful - Accent 1"/>
-    <w:basedOn w:val="915"/>
+    <w:basedOn w:val="925"/>
     <w:uiPriority w:val="99"/>
     <w:pPr>
       <w:pBdr/>
@@ -21615,9 +21611,9 @@
       </w:tcPr>
     </w:tblStylePr>
   </w:style>
-  <w:style w:type="table" w:styleId="814">
+  <w:style w:type="table" w:styleId="824">
     <w:name w:val="Grid Table 7 Colorful - Accent 2"/>
-    <w:basedOn w:val="915"/>
+    <w:basedOn w:val="925"/>
     <w:uiPriority w:val="99"/>
     <w:pPr>
       <w:pBdr/>
@@ -21869,9 +21865,9 @@
       </w:tcPr>
     </w:tblStylePr>
   </w:style>
-  <w:style w:type="table" w:styleId="815">
+  <w:style w:type="table" w:styleId="825">
     <w:name w:val="Grid Table 7 Colorful - Accent 3"/>
-    <w:basedOn w:val="915"/>
+    <w:basedOn w:val="925"/>
     <w:uiPriority w:val="99"/>
     <w:pPr>
       <w:pBdr/>
@@ -22123,9 +22119,9 @@
       </w:tcPr>
     </w:tblStylePr>
   </w:style>
-  <w:style w:type="table" w:styleId="816">
+  <w:style w:type="table" w:styleId="826">
     <w:name w:val="Grid Table 7 Colorful - Accent 4"/>
-    <w:basedOn w:val="915"/>
+    <w:basedOn w:val="925"/>
     <w:uiPriority w:val="99"/>
     <w:pPr>
       <w:pBdr/>
@@ -22377,9 +22373,9 @@
       </w:tcPr>
     </w:tblStylePr>
   </w:style>
-  <w:style w:type="table" w:styleId="817">
+  <w:style w:type="table" w:styleId="827">
     <w:name w:val="Grid Table 7 Colorful - Accent 5"/>
-    <w:basedOn w:val="915"/>
+    <w:basedOn w:val="925"/>
     <w:uiPriority w:val="99"/>
     <w:pPr>
       <w:pBdr/>
@@ -22631,9 +22627,9 @@
       </w:tcPr>
     </w:tblStylePr>
   </w:style>
-  <w:style w:type="table" w:styleId="818">
+  <w:style w:type="table" w:styleId="828">
     <w:name w:val="Grid Table 7 Colorful - Accent 6"/>
-    <w:basedOn w:val="915"/>
+    <w:basedOn w:val="925"/>
     <w:uiPriority w:val="99"/>
     <w:pPr>
       <w:pBdr/>
@@ -22885,9 +22881,9 @@
       </w:tcPr>
     </w:tblStylePr>
   </w:style>
-  <w:style w:type="table" w:styleId="819">
+  <w:style w:type="table" w:styleId="829">
     <w:name w:val="List Table 1 Light"/>
-    <w:basedOn w:val="915"/>
+    <w:basedOn w:val="925"/>
     <w:uiPriority w:val="99"/>
     <w:pPr>
       <w:pBdr/>
@@ -23101,9 +23097,9 @@
       </w:tcPr>
     </w:tblStylePr>
   </w:style>
-  <w:style w:type="table" w:styleId="820">
+  <w:style w:type="table" w:styleId="830">
     <w:name w:val="List Table 1 Light - Accent 1"/>
-    <w:basedOn w:val="915"/>
+    <w:basedOn w:val="925"/>
     <w:uiPriority w:val="99"/>
     <w:pPr>
       <w:pBdr/>
@@ -23317,9 +23313,9 @@
       </w:tcPr>
     </w:tblStylePr>
   </w:style>
-  <w:style w:type="table" w:styleId="821">
+  <w:style w:type="table" w:styleId="831">
     <w:name w:val="List Table 1 Light - Accent 2"/>
-    <w:basedOn w:val="915"/>
+    <w:basedOn w:val="925"/>
     <w:uiPriority w:val="99"/>
     <w:pPr>
       <w:pBdr/>
@@ -23533,9 +23529,9 @@
       </w:tcPr>
     </w:tblStylePr>
   </w:style>
-  <w:style w:type="table" w:styleId="822">
+  <w:style w:type="table" w:styleId="832">
     <w:name w:val="List Table 1 Light - Accent 3"/>
-    <w:basedOn w:val="915"/>
+    <w:basedOn w:val="925"/>
     <w:uiPriority w:val="99"/>
     <w:pPr>
       <w:pBdr/>
@@ -23749,9 +23745,9 @@
       </w:tcPr>
     </w:tblStylePr>
   </w:style>
-  <w:style w:type="table" w:styleId="823">
+  <w:style w:type="table" w:styleId="833">
     <w:name w:val="List Table 1 Light - Accent 4"/>
-    <w:basedOn w:val="915"/>
+    <w:basedOn w:val="925"/>
     <w:uiPriority w:val="99"/>
     <w:pPr>
       <w:pBdr/>
@@ -23965,9 +23961,9 @@
       </w:tcPr>
     </w:tblStylePr>
   </w:style>
-  <w:style w:type="table" w:styleId="824">
+  <w:style w:type="table" w:styleId="834">
     <w:name w:val="List Table 1 Light - Accent 5"/>
-    <w:basedOn w:val="915"/>
+    <w:basedOn w:val="925"/>
     <w:uiPriority w:val="99"/>
     <w:pPr>
       <w:pBdr/>
@@ -24181,9 +24177,9 @@
       </w:tcPr>
     </w:tblStylePr>
   </w:style>
-  <w:style w:type="table" w:styleId="825">
+  <w:style w:type="table" w:styleId="835">
     <w:name w:val="List Table 1 Light - Accent 6"/>
-    <w:basedOn w:val="915"/>
+    <w:basedOn w:val="925"/>
     <w:uiPriority w:val="99"/>
     <w:pPr>
       <w:pBdr/>
@@ -24397,9 +24393,9 @@
       </w:tcPr>
     </w:tblStylePr>
   </w:style>
-  <w:style w:type="table" w:styleId="826">
+  <w:style w:type="table" w:styleId="836">
     <w:name w:val="List Table 2"/>
-    <w:basedOn w:val="915"/>
+    <w:basedOn w:val="925"/>
     <w:uiPriority w:val="99"/>
     <w:pPr>
       <w:pBdr/>
@@ -24635,9 +24631,9 @@
       </w:tcPr>
     </w:tblStylePr>
   </w:style>
-  <w:style w:type="table" w:styleId="827">
+  <w:style w:type="table" w:styleId="837">
     <w:name w:val="List Table 2 - Accent 1"/>
-    <w:basedOn w:val="915"/>
+    <w:basedOn w:val="925"/>
     <w:uiPriority w:val="99"/>
     <w:pPr>
       <w:pBdr/>
@@ -24873,9 +24869,9 @@
       </w:tcPr>
     </w:tblStylePr>
   </w:style>
-  <w:style w:type="table" w:styleId="828">
+  <w:style w:type="table" w:styleId="838">
     <w:name w:val="List Table 2 - Accent 2"/>
-    <w:basedOn w:val="915"/>
+    <w:basedOn w:val="925"/>
     <w:uiPriority w:val="99"/>
     <w:pPr>
       <w:pBdr/>
@@ -25111,9 +25107,9 @@
       </w:tcPr>
     </w:tblStylePr>
   </w:style>
-  <w:style w:type="table" w:styleId="829">
+  <w:style w:type="table" w:styleId="839">
     <w:name w:val="List Table 2 - Accent 3"/>
-    <w:basedOn w:val="915"/>
+    <w:basedOn w:val="925"/>
     <w:uiPriority w:val="99"/>
     <w:pPr>
       <w:pBdr/>
@@ -25349,9 +25345,9 @@
       </w:tcPr>
     </w:tblStylePr>
   </w:style>
-  <w:style w:type="table" w:styleId="830">
+  <w:style w:type="table" w:styleId="840">
     <w:name w:val="List Table 2 - Accent 4"/>
-    <w:basedOn w:val="915"/>
+    <w:basedOn w:val="925"/>
     <w:uiPriority w:val="99"/>
     <w:pPr>
       <w:pBdr/>
@@ -25587,9 +25583,9 @@
       </w:tcPr>
     </w:tblStylePr>
   </w:style>
-  <w:style w:type="table" w:styleId="831">
+  <w:style w:type="table" w:styleId="841">
     <w:name w:val="List Table 2 - Accent 5"/>
-    <w:basedOn w:val="915"/>
+    <w:basedOn w:val="925"/>
     <w:uiPriority w:val="99"/>
     <w:pPr>
       <w:pBdr/>
@@ -25825,9 +25821,9 @@
       </w:tcPr>
     </w:tblStylePr>
   </w:style>
-  <w:style w:type="table" w:styleId="832">
+  <w:style w:type="table" w:styleId="842">
     <w:name w:val="List Table 2 - Accent 6"/>
-    <w:basedOn w:val="915"/>
+    <w:basedOn w:val="925"/>
     <w:uiPriority w:val="99"/>
     <w:pPr>
       <w:pBdr/>
@@ -26063,9 +26059,9 @@
       </w:tcPr>
     </w:tblStylePr>
   </w:style>
-  <w:style w:type="table" w:styleId="833">
+  <w:style w:type="table" w:styleId="843">
     <w:name w:val="List Table 3"/>
-    <w:basedOn w:val="915"/>
+    <w:basedOn w:val="925"/>
     <w:uiPriority w:val="99"/>
     <w:pPr>
       <w:pBdr/>
@@ -26291,9 +26287,9 @@
       </w:tcPr>
     </w:tblStylePr>
   </w:style>
-  <w:style w:type="table" w:styleId="834">
+  <w:style w:type="table" w:styleId="844">
     <w:name w:val="List Table 3 - Accent 1"/>
-    <w:basedOn w:val="915"/>
+    <w:basedOn w:val="925"/>
     <w:uiPriority w:val="99"/>
     <w:pPr>
       <w:pBdr/>
@@ -26519,9 +26515,9 @@
       </w:tcPr>
     </w:tblStylePr>
   </w:style>
-  <w:style w:type="table" w:styleId="835">
+  <w:style w:type="table" w:styleId="845">
     <w:name w:val="List Table 3 - Accent 2"/>
-    <w:basedOn w:val="915"/>
+    <w:basedOn w:val="925"/>
     <w:uiPriority w:val="99"/>
     <w:pPr>
       <w:pBdr/>
@@ -26747,9 +26743,9 @@
       </w:tcPr>
     </w:tblStylePr>
   </w:style>
-  <w:style w:type="table" w:styleId="836">
+  <w:style w:type="table" w:styleId="846">
     <w:name w:val="List Table 3 - Accent 3"/>
-    <w:basedOn w:val="915"/>
+    <w:basedOn w:val="925"/>
     <w:uiPriority w:val="99"/>
     <w:pPr>
       <w:pBdr/>
@@ -26975,9 +26971,9 @@
       </w:tcPr>
     </w:tblStylePr>
   </w:style>
-  <w:style w:type="table" w:styleId="837">
+  <w:style w:type="table" w:styleId="847">
     <w:name w:val="List Table 3 - Accent 4"/>
-    <w:basedOn w:val="915"/>
+    <w:basedOn w:val="925"/>
     <w:uiPriority w:val="99"/>
     <w:pPr>
       <w:pBdr/>
@@ -27203,9 +27199,9 @@
       </w:tcPr>
     </w:tblStylePr>
   </w:style>
-  <w:style w:type="table" w:styleId="838">
+  <w:style w:type="table" w:styleId="848">
     <w:name w:val="List Table 3 - Accent 5"/>
-    <w:basedOn w:val="915"/>
+    <w:basedOn w:val="925"/>
     <w:uiPriority w:val="99"/>
     <w:pPr>
       <w:pBdr/>
@@ -27431,9 +27427,9 @@
       </w:tcPr>
     </w:tblStylePr>
   </w:style>
-  <w:style w:type="table" w:styleId="839">
+  <w:style w:type="table" w:styleId="849">
     <w:name w:val="List Table 3 - Accent 6"/>
-    <w:basedOn w:val="915"/>
+    <w:basedOn w:val="925"/>
     <w:uiPriority w:val="99"/>
     <w:pPr>
       <w:pBdr/>
@@ -27659,9 +27655,9 @@
       </w:tcPr>
     </w:tblStylePr>
   </w:style>
-  <w:style w:type="table" w:styleId="840">
+  <w:style w:type="table" w:styleId="850">
     <w:name w:val="List Table 4"/>
-    <w:basedOn w:val="915"/>
+    <w:basedOn w:val="925"/>
     <w:uiPriority w:val="99"/>
     <w:pPr>
       <w:pBdr/>
@@ -27884,9 +27880,9 @@
       </w:tcPr>
     </w:tblStylePr>
   </w:style>
-  <w:style w:type="table" w:styleId="841">
+  <w:style w:type="table" w:styleId="851">
     <w:name w:val="List Table 4 - Accent 1"/>
-    <w:basedOn w:val="915"/>
+    <w:basedOn w:val="925"/>
     <w:uiPriority w:val="99"/>
     <w:pPr>
       <w:pBdr/>
@@ -28109,9 +28105,9 @@
       </w:tcPr>
     </w:tblStylePr>
   </w:style>
-  <w:style w:type="table" w:styleId="842">
+  <w:style w:type="table" w:styleId="852">
     <w:name w:val="List Table 4 - Accent 2"/>
-    <w:basedOn w:val="915"/>
+    <w:basedOn w:val="925"/>
     <w:uiPriority w:val="99"/>
     <w:pPr>
       <w:pBdr/>
@@ -28334,9 +28330,9 @@
       </w:tcPr>
     </w:tblStylePr>
   </w:style>
-  <w:style w:type="table" w:styleId="843">
+  <w:style w:type="table" w:styleId="853">
     <w:name w:val="List Table 4 - Accent 3"/>
-    <w:basedOn w:val="915"/>
+    <w:basedOn w:val="925"/>
     <w:uiPriority w:val="99"/>
     <w:pPr>
       <w:pBdr/>
@@ -28559,9 +28555,9 @@
       </w:tcPr>
     </w:tblStylePr>
   </w:style>
-  <w:style w:type="table" w:styleId="844">
+  <w:style w:type="table" w:styleId="854">
     <w:name w:val="List Table 4 - Accent 4"/>
-    <w:basedOn w:val="915"/>
+    <w:basedOn w:val="925"/>
     <w:uiPriority w:val="99"/>
     <w:pPr>
       <w:pBdr/>
@@ -28784,9 +28780,9 @@
       </w:tcPr>
     </w:tblStylePr>
   </w:style>
-  <w:style w:type="table" w:styleId="845">
+  <w:style w:type="table" w:styleId="855">
     <w:name w:val="List Table 4 - Accent 5"/>
-    <w:basedOn w:val="915"/>
+    <w:basedOn w:val="925"/>
     <w:uiPriority w:val="99"/>
     <w:pPr>
       <w:pBdr/>
@@ -29009,9 +29005,9 @@
       </w:tcPr>
     </w:tblStylePr>
   </w:style>
-  <w:style w:type="table" w:styleId="846">
+  <w:style w:type="table" w:styleId="856">
     <w:name w:val="List Table 4 - Accent 6"/>
-    <w:basedOn w:val="915"/>
+    <w:basedOn w:val="925"/>
     <w:uiPriority w:val="99"/>
     <w:pPr>
       <w:pBdr/>
@@ -29234,9 +29230,9 @@
       </w:tcPr>
     </w:tblStylePr>
   </w:style>
-  <w:style w:type="table" w:styleId="847">
+  <w:style w:type="table" w:styleId="857">
     <w:name w:val="List Table 5 Dark"/>
-    <w:basedOn w:val="915"/>
+    <w:basedOn w:val="925"/>
     <w:uiPriority w:val="99"/>
     <w:pPr>
       <w:pBdr/>
@@ -29476,9 +29472,9 @@
       </w:tcPr>
     </w:tblStylePr>
   </w:style>
-  <w:style w:type="table" w:styleId="848">
+  <w:style w:type="table" w:styleId="858">
     <w:name w:val="List Table 5 Dark - Accent 1"/>
-    <w:basedOn w:val="915"/>
+    <w:basedOn w:val="925"/>
     <w:uiPriority w:val="99"/>
     <w:pPr>
       <w:pBdr/>
@@ -29718,9 +29714,9 @@
       </w:tcPr>
     </w:tblStylePr>
   </w:style>
-  <w:style w:type="table" w:styleId="849">
+  <w:style w:type="table" w:styleId="859">
     <w:name w:val="List Table 5 Dark - Accent 2"/>
-    <w:basedOn w:val="915"/>
+    <w:basedOn w:val="925"/>
     <w:uiPriority w:val="99"/>
     <w:pPr>
       <w:pBdr/>
@@ -29960,9 +29956,9 @@
       </w:tcPr>
     </w:tblStylePr>
   </w:style>
-  <w:style w:type="table" w:styleId="850">
+  <w:style w:type="table" w:styleId="860">
     <w:name w:val="List Table 5 Dark - Accent 3"/>
-    <w:basedOn w:val="915"/>
+    <w:basedOn w:val="925"/>
     <w:uiPriority w:val="99"/>
     <w:pPr>
       <w:pBdr/>
@@ -30202,9 +30198,9 @@
       </w:tcPr>
     </w:tblStylePr>
   </w:style>
-  <w:style w:type="table" w:styleId="851">
+  <w:style w:type="table" w:styleId="861">
     <w:name w:val="List Table 5 Dark - Accent 4"/>
-    <w:basedOn w:val="915"/>
+    <w:basedOn w:val="925"/>
     <w:uiPriority w:val="99"/>
     <w:pPr>
       <w:pBdr/>
@@ -30444,9 +30440,9 @@
       </w:tcPr>
     </w:tblStylePr>
   </w:style>
-  <w:style w:type="table" w:styleId="852">
+  <w:style w:type="table" w:styleId="862">
     <w:name w:val="List Table 5 Dark - Accent 5"/>
-    <w:basedOn w:val="915"/>
+    <w:basedOn w:val="925"/>
     <w:uiPriority w:val="99"/>
     <w:pPr>
       <w:pBdr/>
@@ -30686,9 +30682,9 @@
       </w:tcPr>
     </w:tblStylePr>
   </w:style>
-  <w:style w:type="table" w:styleId="853">
+  <w:style w:type="table" w:styleId="863">
     <w:name w:val="List Table 5 Dark - Accent 6"/>
-    <w:basedOn w:val="915"/>
+    <w:basedOn w:val="925"/>
     <w:uiPriority w:val="99"/>
     <w:pPr>
       <w:pBdr/>
@@ -30928,9 +30924,9 @@
       </w:tcPr>
     </w:tblStylePr>
   </w:style>
-  <w:style w:type="table" w:styleId="854">
+  <w:style w:type="table" w:styleId="864">
     <w:name w:val="List Table 6 Colorful"/>
-    <w:basedOn w:val="915"/>
+    <w:basedOn w:val="925"/>
     <w:uiPriority w:val="99"/>
     <w:pPr>
       <w:pBdr/>
@@ -31151,9 +31147,9 @@
       </w:tcPr>
     </w:tblStylePr>
   </w:style>
-  <w:style w:type="table" w:styleId="855">
+  <w:style w:type="table" w:styleId="865">
     <w:name w:val="List Table 6 Colorful - Accent 1"/>
-    <w:basedOn w:val="915"/>
+    <w:basedOn w:val="925"/>
     <w:uiPriority w:val="99"/>
     <w:pPr>
       <w:pBdr/>
@@ -31374,9 +31370,9 @@
       </w:tcPr>
     </w:tblStylePr>
   </w:style>
-  <w:style w:type="table" w:styleId="856">
+  <w:style w:type="table" w:styleId="866">
     <w:name w:val="List Table 6 Colorful - Accent 2"/>
-    <w:basedOn w:val="915"/>
+    <w:basedOn w:val="925"/>
     <w:uiPriority w:val="99"/>
     <w:pPr>
       <w:pBdr/>
@@ -31597,9 +31593,9 @@
       </w:tcPr>
     </w:tblStylePr>
   </w:style>
-  <w:style w:type="table" w:styleId="857">
+  <w:style w:type="table" w:styleId="867">
     <w:name w:val="List Table 6 Colorful - Accent 3"/>
-    <w:basedOn w:val="915"/>
+    <w:basedOn w:val="925"/>
     <w:uiPriority w:val="99"/>
     <w:pPr>
       <w:pBdr/>
@@ -31820,9 +31816,9 @@
       </w:tcPr>
     </w:tblStylePr>
   </w:style>
-  <w:style w:type="table" w:styleId="858">
+  <w:style w:type="table" w:styleId="868">
     <w:name w:val="List Table 6 Colorful - Accent 4"/>
-    <w:basedOn w:val="915"/>
+    <w:basedOn w:val="925"/>
     <w:uiPriority w:val="99"/>
     <w:pPr>
       <w:pBdr/>
@@ -32043,9 +32039,9 @@
       </w:tcPr>
     </w:tblStylePr>
   </w:style>
-  <w:style w:type="table" w:styleId="859">
+  <w:style w:type="table" w:styleId="869">
     <w:name w:val="List Table 6 Colorful - Accent 5"/>
-    <w:basedOn w:val="915"/>
+    <w:basedOn w:val="925"/>
     <w:uiPriority w:val="99"/>
     <w:pPr>
       <w:pBdr/>
@@ -32266,9 +32262,9 @@
       </w:tcPr>
     </w:tblStylePr>
   </w:style>
-  <w:style w:type="table" w:styleId="860">
+  <w:style w:type="table" w:styleId="870">
     <w:name w:val="List Table 6 Colorful - Accent 6"/>
-    <w:basedOn w:val="915"/>
+    <w:basedOn w:val="925"/>
     <w:uiPriority w:val="99"/>
     <w:pPr>
       <w:pBdr/>
@@ -32489,9 +32485,9 @@
       </w:tcPr>
     </w:tblStylePr>
   </w:style>
-  <w:style w:type="table" w:styleId="861">
+  <w:style w:type="table" w:styleId="871">
     <w:name w:val="List Table 7 Colorful"/>
-    <w:basedOn w:val="915"/>
+    <w:basedOn w:val="925"/>
     <w:uiPriority w:val="99"/>
     <w:pPr>
       <w:pBdr/>
@@ -32745,9 +32741,9 @@
       </w:tcPr>
     </w:tblStylePr>
   </w:style>
-  <w:style w:type="table" w:styleId="862">
+  <w:style w:type="table" w:styleId="872">
     <w:name w:val="List Table 7 Colorful - Accent 1"/>
-    <w:basedOn w:val="915"/>
+    <w:basedOn w:val="925"/>
     <w:uiPriority w:val="99"/>
     <w:pPr>
       <w:pBdr/>
@@ -33001,9 +32997,9 @@
       </w:tcPr>
     </w:tblStylePr>
   </w:style>
-  <w:style w:type="table" w:styleId="863">
+  <w:style w:type="table" w:styleId="873">
     <w:name w:val="List Table 7 Colorful - Accent 2"/>
-    <w:basedOn w:val="915"/>
+    <w:basedOn w:val="925"/>
     <w:uiPriority w:val="99"/>
     <w:pPr>
       <w:pBdr/>
@@ -33257,9 +33253,9 @@
       </w:tcPr>
     </w:tblStylePr>
   </w:style>
-  <w:style w:type="table" w:styleId="864">
+  <w:style w:type="table" w:styleId="874">
     <w:name w:val="List Table 7 Colorful - Accent 3"/>
-    <w:basedOn w:val="915"/>
+    <w:basedOn w:val="925"/>
     <w:uiPriority w:val="99"/>
     <w:pPr>
       <w:pBdr/>
@@ -33513,9 +33509,9 @@
       </w:tcPr>
     </w:tblStylePr>
   </w:style>
-  <w:style w:type="table" w:styleId="865">
+  <w:style w:type="table" w:styleId="875">
     <w:name w:val="List Table 7 Colorful - Accent 4"/>
-    <w:basedOn w:val="915"/>
+    <w:basedOn w:val="925"/>
     <w:uiPriority w:val="99"/>
     <w:pPr>
       <w:pBdr/>
@@ -33769,9 +33765,9 @@
       </w:tcPr>
     </w:tblStylePr>
   </w:style>
-  <w:style w:type="table" w:styleId="866">
+  <w:style w:type="table" w:styleId="876">
     <w:name w:val="List Table 7 Colorful - Accent 5"/>
-    <w:basedOn w:val="915"/>
+    <w:basedOn w:val="925"/>
     <w:uiPriority w:val="99"/>
     <w:pPr>
       <w:pBdr/>
@@ -34025,9 +34021,9 @@
       </w:tcPr>
     </w:tblStylePr>
   </w:style>
-  <w:style w:type="table" w:styleId="867">
+  <w:style w:type="table" w:styleId="877">
     <w:name w:val="List Table 7 Colorful - Accent 6"/>
-    <w:basedOn w:val="915"/>
+    <w:basedOn w:val="925"/>
     <w:uiPriority w:val="99"/>
     <w:pPr>
       <w:pBdr/>
@@ -34281,9 +34277,9 @@
       </w:tcPr>
     </w:tblStylePr>
   </w:style>
-  <w:style w:type="table" w:styleId="868">
+  <w:style w:type="table" w:styleId="878">
     <w:name w:val="Lined - Accent"/>
-    <w:basedOn w:val="915"/>
+    <w:basedOn w:val="925"/>
     <w:uiPriority w:val="99"/>
     <w:pPr>
       <w:pBdr/>
@@ -34518,9 +34514,9 @@
       </w:tcPr>
     </w:tblStylePr>
   </w:style>
-  <w:style w:type="table" w:styleId="869">
+  <w:style w:type="table" w:styleId="879">
     <w:name w:val="Lined - Accent 1"/>
-    <w:basedOn w:val="915"/>
+    <w:basedOn w:val="925"/>
     <w:uiPriority w:val="99"/>
     <w:pPr>
       <w:pBdr/>
@@ -34755,9 +34751,9 @@
       </w:tcPr>
     </w:tblStylePr>
   </w:style>
-  <w:style w:type="table" w:styleId="870">
+  <w:style w:type="table" w:styleId="880">
     <w:name w:val="Lined - Accent 2"/>
-    <w:basedOn w:val="915"/>
+    <w:basedOn w:val="925"/>
     <w:uiPriority w:val="99"/>
     <w:pPr>
       <w:pBdr/>
@@ -34992,9 +34988,9 @@
       </w:tcPr>
     </w:tblStylePr>
   </w:style>
-  <w:style w:type="table" w:styleId="871">
+  <w:style w:type="table" w:styleId="881">
     <w:name w:val="Lined - Accent 3"/>
-    <w:basedOn w:val="915"/>
+    <w:basedOn w:val="925"/>
     <w:uiPriority w:val="99"/>
     <w:pPr>
       <w:pBdr/>
@@ -35229,9 +35225,9 @@
       </w:tcPr>
     </w:tblStylePr>
   </w:style>
-  <w:style w:type="table" w:styleId="872">
+  <w:style w:type="table" w:styleId="882">
     <w:name w:val="Lined - Accent 4"/>
-    <w:basedOn w:val="915"/>
+    <w:basedOn w:val="925"/>
     <w:uiPriority w:val="99"/>
     <w:pPr>
       <w:pBdr/>
@@ -35466,9 +35462,9 @@
       </w:tcPr>
     </w:tblStylePr>
   </w:style>
-  <w:style w:type="table" w:styleId="873">
+  <w:style w:type="table" w:styleId="883">
     <w:name w:val="Lined - Accent 5"/>
-    <w:basedOn w:val="915"/>
+    <w:basedOn w:val="925"/>
     <w:uiPriority w:val="99"/>
     <w:pPr>
       <w:pBdr/>
@@ -35703,9 +35699,9 @@
       </w:tcPr>
     </w:tblStylePr>
   </w:style>
-  <w:style w:type="table" w:styleId="874">
+  <w:style w:type="table" w:styleId="884">
     <w:name w:val="Lined - Accent 6"/>
-    <w:basedOn w:val="915"/>
+    <w:basedOn w:val="925"/>
     <w:uiPriority w:val="99"/>
     <w:pPr>
       <w:pBdr/>
@@ -35940,9 +35936,9 @@
       </w:tcPr>
     </w:tblStylePr>
   </w:style>
-  <w:style w:type="table" w:styleId="875">
+  <w:style w:type="table" w:styleId="885">
     <w:name w:val="Bordered &amp; Lined - Accent"/>
-    <w:basedOn w:val="915"/>
+    <w:basedOn w:val="925"/>
     <w:uiPriority w:val="99"/>
     <w:pPr>
       <w:pBdr/>
@@ -36184,9 +36180,9 @@
       </w:tcPr>
     </w:tblStylePr>
   </w:style>
-  <w:style w:type="table" w:styleId="876">
+  <w:style w:type="table" w:styleId="886">
     <w:name w:val="Bordered &amp; Lined - Accent 1"/>
-    <w:basedOn w:val="915"/>
+    <w:basedOn w:val="925"/>
     <w:uiPriority w:val="99"/>
     <w:pPr>
       <w:pBdr/>
@@ -36428,9 +36424,9 @@
       </w:tcPr>
     </w:tblStylePr>
   </w:style>
-  <w:style w:type="table" w:styleId="877">
+  <w:style w:type="table" w:styleId="887">
     <w:name w:val="Bordered &amp; Lined - Accent 2"/>
-    <w:basedOn w:val="915"/>
+    <w:basedOn w:val="925"/>
     <w:uiPriority w:val="99"/>
     <w:pPr>
       <w:pBdr/>
@@ -36672,9 +36668,9 @@
       </w:tcPr>
     </w:tblStylePr>
   </w:style>
-  <w:style w:type="table" w:styleId="878">
+  <w:style w:type="table" w:styleId="888">
     <w:name w:val="Bordered &amp; Lined - Accent 3"/>
-    <w:basedOn w:val="915"/>
+    <w:basedOn w:val="925"/>
     <w:uiPriority w:val="99"/>
     <w:pPr>
       <w:pBdr/>
@@ -36916,9 +36912,9 @@
       </w:tcPr>
     </w:tblStylePr>
   </w:style>
-  <w:style w:type="table" w:styleId="879">
+  <w:style w:type="table" w:styleId="889">
     <w:name w:val="Bordered &amp; Lined - Accent 4"/>
-    <w:basedOn w:val="915"/>
+    <w:basedOn w:val="925"/>
     <w:uiPriority w:val="99"/>
     <w:pPr>
       <w:pBdr/>
@@ -37160,9 +37156,9 @@
       </w:tcPr>
     </w:tblStylePr>
   </w:style>
-  <w:style w:type="table" w:styleId="880">
+  <w:style w:type="table" w:styleId="890">
     <w:name w:val="Bordered &amp; Lined - Accent 5"/>
-    <w:basedOn w:val="915"/>
+    <w:basedOn w:val="925"/>
     <w:uiPriority w:val="99"/>
     <w:pPr>
       <w:pBdr/>
@@ -37404,9 +37400,9 @@
       </w:tcPr>
     </w:tblStylePr>
   </w:style>
-  <w:style w:type="table" w:styleId="881">
+  <w:style w:type="table" w:styleId="891">
     <w:name w:val="Bordered &amp; Lined - Accent 6"/>
-    <w:basedOn w:val="915"/>
+    <w:basedOn w:val="925"/>
     <w:uiPriority w:val="99"/>
     <w:pPr>
       <w:pBdr/>
@@ -37648,9 +37644,9 @@
       </w:tcPr>
     </w:tblStylePr>
   </w:style>
-  <w:style w:type="table" w:styleId="882">
+  <w:style w:type="table" w:styleId="892">
     <w:name w:val="Bordered"/>
-    <w:basedOn w:val="915"/>
+    <w:basedOn w:val="925"/>
     <w:uiPriority w:val="99"/>
     <w:pPr>
       <w:pBdr/>
@@ -37879,9 +37875,9 @@
       </w:tcPr>
     </w:tblStylePr>
   </w:style>
-  <w:style w:type="table" w:styleId="883">
+  <w:style w:type="table" w:styleId="893">
     <w:name w:val="Bordered - Accent 1"/>
-    <w:basedOn w:val="915"/>
+    <w:basedOn w:val="925"/>
     <w:uiPriority w:val="99"/>
     <w:pPr>
       <w:pBdr/>
@@ -38110,9 +38106,9 @@
       </w:tcPr>
     </w:tblStylePr>
   </w:style>
-  <w:style w:type="table" w:styleId="884">
+  <w:style w:type="table" w:styleId="894">
     <w:name w:val="Bordered - Accent 2"/>
-    <w:basedOn w:val="915"/>
+    <w:basedOn w:val="925"/>
     <w:uiPriority w:val="99"/>
     <w:pPr>
       <w:pBdr/>
@@ -38341,9 +38337,9 @@
       </w:tcPr>
     </w:tblStylePr>
   </w:style>
-  <w:style w:type="table" w:styleId="885">
+  <w:style w:type="table" w:styleId="895">
     <w:name w:val="Bordered - Accent 3"/>
-    <w:basedOn w:val="915"/>
+    <w:basedOn w:val="925"/>
     <w:uiPriority w:val="99"/>
     <w:pPr>
       <w:pBdr/>
@@ -38572,9 +38568,9 @@
       </w:tcPr>
     </w:tblStylePr>
   </w:style>
-  <w:style w:type="table" w:styleId="886">
+  <w:style w:type="table" w:styleId="896">
     <w:name w:val="Bordered - Accent 4"/>
-    <w:basedOn w:val="915"/>
+    <w:basedOn w:val="925"/>
     <w:uiPriority w:val="99"/>
     <w:pPr>
       <w:pBdr/>
@@ -38803,9 +38799,9 @@
       </w:tcPr>
     </w:tblStylePr>
   </w:style>
-  <w:style w:type="table" w:styleId="887">
+  <w:style w:type="table" w:styleId="897">
     <w:name w:val="Bordered - Accent 5"/>
-    <w:basedOn w:val="915"/>
+    <w:basedOn w:val="925"/>
     <w:uiPriority w:val="99"/>
     <w:pPr>
       <w:pBdr/>
@@ -39034,9 +39030,9 @@
       </w:tcPr>
     </w:tblStylePr>
   </w:style>
-  <w:style w:type="table" w:styleId="888">
+  <w:style w:type="table" w:styleId="898">
     <w:name w:val="Bordered - Accent 6"/>
-    <w:basedOn w:val="915"/>
+    <w:basedOn w:val="925"/>
     <w:uiPriority w:val="99"/>
     <w:pPr>
       <w:pBdr/>
@@ -39265,10 +39261,10 @@
       </w:tcPr>
     </w:tblStylePr>
   </w:style>
-  <w:style w:type="paragraph" w:styleId="889">
+  <w:style w:type="paragraph" w:styleId="899">
     <w:name w:val="footnote text"/>
-    <w:basedOn w:val="904"/>
-    <w:link w:val="890"/>
+    <w:basedOn w:val="914"/>
+    <w:link w:val="900"/>
     <w:uiPriority w:val="99"/>
     <w:semiHidden/>
     <w:unhideWhenUsed/>
@@ -39282,10 +39278,10 @@
       <w:szCs w:val="20"/>
     </w:rPr>
   </w:style>
-  <w:style w:type="character" w:styleId="890">
+  <w:style w:type="character" w:styleId="900">
     <w:name w:val="Footnote Text Char"/>
-    <w:basedOn w:val="914"/>
-    <w:link w:val="889"/>
+    <w:basedOn w:val="924"/>
+    <w:link w:val="899"/>
     <w:uiPriority w:val="99"/>
     <w:semiHidden/>
     <w:pPr>
@@ -39298,9 +39294,9 @@
       <w:szCs w:val="20"/>
     </w:rPr>
   </w:style>
-  <w:style w:type="character" w:styleId="891">
+  <w:style w:type="character" w:styleId="901">
     <w:name w:val="footnote reference"/>
-    <w:basedOn w:val="914"/>
+    <w:basedOn w:val="924"/>
     <w:uiPriority w:val="99"/>
     <w:semiHidden/>
     <w:unhideWhenUsed/>
@@ -39313,10 +39309,10 @@
       <w:vertAlign w:val="superscript"/>
     </w:rPr>
   </w:style>
-  <w:style w:type="paragraph" w:styleId="892">
+  <w:style w:type="paragraph" w:styleId="902">
     <w:name w:val="endnote text"/>
-    <w:basedOn w:val="904"/>
-    <w:link w:val="893"/>
+    <w:basedOn w:val="914"/>
+    <w:link w:val="903"/>
     <w:uiPriority w:val="99"/>
     <w:semiHidden/>
     <w:unhideWhenUsed/>
@@ -39330,10 +39326,10 @@
       <w:szCs w:val="20"/>
     </w:rPr>
   </w:style>
-  <w:style w:type="character" w:styleId="893">
+  <w:style w:type="character" w:styleId="903">
     <w:name w:val="Endnote Text Char"/>
-    <w:basedOn w:val="914"/>
-    <w:link w:val="892"/>
+    <w:basedOn w:val="924"/>
+    <w:link w:val="902"/>
     <w:uiPriority w:val="99"/>
     <w:semiHidden/>
     <w:pPr>
@@ -39346,9 +39342,9 @@
       <w:szCs w:val="20"/>
     </w:rPr>
   </w:style>
-  <w:style w:type="character" w:styleId="894">
+  <w:style w:type="character" w:styleId="904">
     <w:name w:val="endnote reference"/>
-    <w:basedOn w:val="914"/>
+    <w:basedOn w:val="924"/>
     <w:uiPriority w:val="99"/>
     <w:semiHidden/>
     <w:unhideWhenUsed/>
@@ -39361,9 +39357,9 @@
       <w:vertAlign w:val="superscript"/>
     </w:rPr>
   </w:style>
-  <w:style w:type="character" w:styleId="895">
+  <w:style w:type="character" w:styleId="905">
     <w:name w:val="FollowedHyperlink"/>
-    <w:basedOn w:val="914"/>
+    <w:basedOn w:val="924"/>
     <w:uiPriority w:val="99"/>
     <w:semiHidden/>
     <w:unhideWhenUsed/>
@@ -39377,10 +39373,10 @@
       <w:u w:val="single"/>
     </w:rPr>
   </w:style>
-  <w:style w:type="paragraph" w:styleId="896">
+  <w:style w:type="paragraph" w:styleId="906">
     <w:name w:val="toc 4"/>
-    <w:basedOn w:val="904"/>
-    <w:next w:val="904"/>
+    <w:basedOn w:val="914"/>
+    <w:next w:val="914"/>
     <w:uiPriority w:val="39"/>
     <w:unhideWhenUsed/>
     <w:pPr>
@@ -39389,10 +39385,10 @@
       <w:ind w:left="660"/>
     </w:pPr>
   </w:style>
-  <w:style w:type="paragraph" w:styleId="897">
+  <w:style w:type="paragraph" w:styleId="907">
     <w:name w:val="toc 5"/>
-    <w:basedOn w:val="904"/>
-    <w:next w:val="904"/>
+    <w:basedOn w:val="914"/>
+    <w:next w:val="914"/>
     <w:uiPriority w:val="39"/>
     <w:unhideWhenUsed/>
     <w:pPr>
@@ -39401,10 +39397,10 @@
       <w:ind w:left="880"/>
     </w:pPr>
   </w:style>
-  <w:style w:type="paragraph" w:styleId="898">
+  <w:style w:type="paragraph" w:styleId="908">
     <w:name w:val="toc 6"/>
-    <w:basedOn w:val="904"/>
-    <w:next w:val="904"/>
+    <w:basedOn w:val="914"/>
+    <w:next w:val="914"/>
     <w:uiPriority w:val="39"/>
     <w:unhideWhenUsed/>
     <w:pPr>
@@ -39413,10 +39409,10 @@
       <w:ind w:left="1100"/>
     </w:pPr>
   </w:style>
-  <w:style w:type="paragraph" w:styleId="899">
+  <w:style w:type="paragraph" w:styleId="909">
     <w:name w:val="toc 7"/>
-    <w:basedOn w:val="904"/>
-    <w:next w:val="904"/>
+    <w:basedOn w:val="914"/>
+    <w:next w:val="914"/>
     <w:uiPriority w:val="39"/>
     <w:unhideWhenUsed/>
     <w:pPr>
@@ -39425,10 +39421,10 @@
       <w:ind w:left="1320"/>
     </w:pPr>
   </w:style>
-  <w:style w:type="paragraph" w:styleId="900">
+  <w:style w:type="paragraph" w:styleId="910">
     <w:name w:val="toc 8"/>
-    <w:basedOn w:val="904"/>
-    <w:next w:val="904"/>
+    <w:basedOn w:val="914"/>
+    <w:next w:val="914"/>
     <w:uiPriority w:val="39"/>
     <w:unhideWhenUsed/>
     <w:pPr>
@@ -39437,10 +39433,10 @@
       <w:ind w:left="1540"/>
     </w:pPr>
   </w:style>
-  <w:style w:type="paragraph" w:styleId="901">
+  <w:style w:type="paragraph" w:styleId="911">
     <w:name w:val="toc 9"/>
-    <w:basedOn w:val="904"/>
-    <w:next w:val="904"/>
+    <w:basedOn w:val="914"/>
+    <w:next w:val="914"/>
     <w:uiPriority w:val="39"/>
     <w:unhideWhenUsed/>
     <w:pPr>
@@ -39449,9 +39445,9 @@
       <w:ind w:left="1760"/>
     </w:pPr>
   </w:style>
-  <w:style w:type="character" w:styleId="902">
+  <w:style w:type="character" w:styleId="912">
     <w:name w:val="Placeholder Text"/>
-    <w:basedOn w:val="914"/>
+    <w:basedOn w:val="924"/>
     <w:uiPriority w:val="99"/>
     <w:semiHidden/>
     <w:pPr>
@@ -39463,10 +39459,10 @@
       <w:color w:val="666666"/>
     </w:rPr>
   </w:style>
-  <w:style w:type="paragraph" w:styleId="903">
+  <w:style w:type="paragraph" w:styleId="913">
     <w:name w:val="table of figures"/>
-    <w:basedOn w:val="904"/>
-    <w:next w:val="904"/>
+    <w:basedOn w:val="914"/>
+    <w:next w:val="914"/>
     <w:uiPriority w:val="99"/>
     <w:unhideWhenUsed/>
     <w:pPr>
@@ -39475,7 +39471,7 @@
       <w:ind/>
     </w:pPr>
   </w:style>
-  <w:style w:type="paragraph" w:styleId="904" w:default="1">
+  <w:style w:type="paragraph" w:styleId="914" w:default="1">
     <w:name w:val="Normal"/>
     <w:qFormat/>
     <w:pPr>
@@ -39488,11 +39484,11 @@
       <w:lang w:val="en-US"/>
     </w:rPr>
   </w:style>
-  <w:style w:type="paragraph" w:styleId="905">
+  <w:style w:type="paragraph" w:styleId="915">
     <w:name w:val="Heading 1"/>
-    <w:basedOn w:val="904"/>
-    <w:next w:val="904"/>
-    <w:link w:val="917"/>
+    <w:basedOn w:val="914"/>
+    <w:next w:val="914"/>
+    <w:link w:val="927"/>
     <w:uiPriority w:val="9"/>
     <w:qFormat/>
     <w:pPr>
@@ -39512,11 +39508,11 @@
       <w:szCs w:val="36"/>
     </w:rPr>
   </w:style>
-  <w:style w:type="paragraph" w:styleId="906">
+  <w:style w:type="paragraph" w:styleId="916">
     <w:name w:val="Heading 2"/>
-    <w:basedOn w:val="904"/>
-    <w:next w:val="904"/>
-    <w:link w:val="918"/>
+    <w:basedOn w:val="914"/>
+    <w:next w:val="914"/>
+    <w:link w:val="928"/>
     <w:uiPriority w:val="9"/>
     <w:unhideWhenUsed/>
     <w:qFormat/>
@@ -39535,11 +39531,11 @@
       <w:szCs w:val="28"/>
     </w:rPr>
   </w:style>
-  <w:style w:type="paragraph" w:styleId="907">
+  <w:style w:type="paragraph" w:styleId="917">
     <w:name w:val="Heading 3"/>
-    <w:basedOn w:val="904"/>
-    <w:next w:val="904"/>
-    <w:link w:val="919"/>
+    <w:basedOn w:val="914"/>
+    <w:next w:val="914"/>
+    <w:link w:val="929"/>
     <w:uiPriority w:val="9"/>
     <w:unhideWhenUsed/>
     <w:qFormat/>
@@ -39558,11 +39554,11 @@
       <w:szCs w:val="26"/>
     </w:rPr>
   </w:style>
-  <w:style w:type="paragraph" w:styleId="908">
+  <w:style w:type="paragraph" w:styleId="918">
     <w:name w:val="Heading 4"/>
-    <w:basedOn w:val="904"/>
-    <w:next w:val="904"/>
-    <w:link w:val="920"/>
+    <w:basedOn w:val="914"/>
+    <w:next w:val="914"/>
+    <w:link w:val="930"/>
     <w:uiPriority w:val="9"/>
     <w:unhideWhenUsed/>
     <w:qFormat/>
@@ -39581,11 +39577,11 @@
       <w:szCs w:val="24"/>
     </w:rPr>
   </w:style>
-  <w:style w:type="paragraph" w:styleId="909">
+  <w:style w:type="paragraph" w:styleId="919">
     <w:name w:val="Heading 5"/>
-    <w:basedOn w:val="904"/>
-    <w:next w:val="904"/>
-    <w:link w:val="921"/>
+    <w:basedOn w:val="914"/>
+    <w:next w:val="914"/>
+    <w:link w:val="931"/>
     <w:uiPriority w:val="9"/>
     <w:semiHidden/>
     <w:unhideWhenUsed/>
@@ -39605,11 +39601,11 @@
       <w:szCs w:val="22"/>
     </w:rPr>
   </w:style>
-  <w:style w:type="paragraph" w:styleId="910">
+  <w:style w:type="paragraph" w:styleId="920">
     <w:name w:val="Heading 6"/>
-    <w:basedOn w:val="904"/>
-    <w:next w:val="904"/>
-    <w:link w:val="922"/>
+    <w:basedOn w:val="914"/>
+    <w:next w:val="914"/>
+    <w:link w:val="932"/>
     <w:uiPriority w:val="9"/>
     <w:semiHidden/>
     <w:unhideWhenUsed/>
@@ -39627,11 +39623,11 @@
       <w:color w:val="595959" w:themeColor="text1" w:themeTint="A6"/>
     </w:rPr>
   </w:style>
-  <w:style w:type="paragraph" w:styleId="911">
+  <w:style w:type="paragraph" w:styleId="921">
     <w:name w:val="Heading 7"/>
-    <w:basedOn w:val="904"/>
-    <w:next w:val="904"/>
-    <w:link w:val="923"/>
+    <w:basedOn w:val="914"/>
+    <w:next w:val="914"/>
+    <w:link w:val="933"/>
     <w:uiPriority w:val="9"/>
     <w:semiHidden/>
     <w:unhideWhenUsed/>
@@ -39651,11 +39647,11 @@
       <w:color w:val="595959" w:themeColor="text1" w:themeTint="A6"/>
     </w:rPr>
   </w:style>
-  <w:style w:type="paragraph" w:styleId="912">
+  <w:style w:type="paragraph" w:styleId="922">
     <w:name w:val="Heading 8"/>
-    <w:basedOn w:val="904"/>
-    <w:next w:val="904"/>
-    <w:link w:val="924"/>
+    <w:basedOn w:val="914"/>
+    <w:next w:val="914"/>
+    <w:link w:val="934"/>
     <w:uiPriority w:val="9"/>
     <w:semiHidden/>
     <w:unhideWhenUsed/>
@@ -39674,11 +39670,11 @@
       <w:color w:val="595959" w:themeColor="text1" w:themeTint="A6"/>
     </w:rPr>
   </w:style>
-  <w:style w:type="paragraph" w:styleId="913">
+  <w:style w:type="paragraph" w:styleId="923">
     <w:name w:val="Heading 9"/>
-    <w:basedOn w:val="904"/>
-    <w:next w:val="904"/>
-    <w:link w:val="925"/>
+    <w:basedOn w:val="914"/>
+    <w:next w:val="914"/>
+    <w:link w:val="935"/>
     <w:uiPriority w:val="9"/>
     <w:semiHidden/>
     <w:unhideWhenUsed/>
@@ -39699,7 +39695,7 @@
       <w:color w:val="595959" w:themeColor="text1" w:themeTint="A6"/>
     </w:rPr>
   </w:style>
-  <w:style w:type="character" w:styleId="914" w:default="1">
+  <w:style w:type="character" w:styleId="924" w:default="1">
     <w:name w:val="Default Paragraph Font"/>
     <w:uiPriority w:val="1"/>
     <w:semiHidden/>
@@ -39710,7 +39706,7 @@
       <w:ind/>
     </w:pPr>
   </w:style>
-  <w:style w:type="table" w:styleId="915" w:default="1">
+  <w:style w:type="table" w:styleId="925" w:default="1">
     <w:name w:val="Normal Table"/>
     <w:uiPriority w:val="99"/>
     <w:semiHidden/>
@@ -39903,7 +39899,7 @@
       </w:tcPr>
     </w:tblStylePr>
   </w:style>
-  <w:style w:type="numbering" w:styleId="916" w:default="1">
+  <w:style w:type="numbering" w:styleId="926" w:default="1">
     <w:name w:val="No List"/>
     <w:uiPriority w:val="99"/>
     <w:semiHidden/>
@@ -39914,10 +39910,10 @@
       <w:ind/>
     </w:pPr>
   </w:style>
-  <w:style w:type="character" w:styleId="917" w:customStyle="1">
+  <w:style w:type="character" w:styleId="927" w:customStyle="1">
     <w:name w:val="Heading 1 Char"/>
-    <w:basedOn w:val="914"/>
-    <w:link w:val="905"/>
+    <w:basedOn w:val="924"/>
+    <w:link w:val="915"/>
     <w:uiPriority w:val="9"/>
     <w:pPr>
       <w:pBdr/>
@@ -39931,10 +39927,10 @@
       <w:szCs w:val="36"/>
     </w:rPr>
   </w:style>
-  <w:style w:type="character" w:styleId="918" w:customStyle="1">
+  <w:style w:type="character" w:styleId="928" w:customStyle="1">
     <w:name w:val="Heading 2 Char"/>
-    <w:basedOn w:val="914"/>
-    <w:link w:val="906"/>
+    <w:basedOn w:val="924"/>
+    <w:link w:val="916"/>
     <w:uiPriority w:val="9"/>
     <w:pPr>
       <w:pBdr/>
@@ -39949,10 +39945,10 @@
       <w:lang w:val="en-US"/>
     </w:rPr>
   </w:style>
-  <w:style w:type="character" w:styleId="919" w:customStyle="1">
+  <w:style w:type="character" w:styleId="929" w:customStyle="1">
     <w:name w:val="Heading 3 Char"/>
-    <w:basedOn w:val="914"/>
-    <w:link w:val="907"/>
+    <w:basedOn w:val="924"/>
+    <w:link w:val="917"/>
     <w:uiPriority w:val="9"/>
     <w:pPr>
       <w:pBdr/>
@@ -39967,10 +39963,10 @@
       <w:lang w:val="en-US"/>
     </w:rPr>
   </w:style>
-  <w:style w:type="character" w:styleId="920" w:customStyle="1">
+  <w:style w:type="character" w:styleId="930" w:customStyle="1">
     <w:name w:val="Heading 4 Char"/>
-    <w:basedOn w:val="914"/>
-    <w:link w:val="908"/>
+    <w:basedOn w:val="924"/>
+    <w:link w:val="918"/>
     <w:uiPriority w:val="9"/>
     <w:pPr>
       <w:pBdr/>
@@ -39985,10 +39981,10 @@
       <w:lang w:val="en-US"/>
     </w:rPr>
   </w:style>
-  <w:style w:type="character" w:styleId="921" w:customStyle="1">
+  <w:style w:type="character" w:styleId="931" w:customStyle="1">
     <w:name w:val="Heading 5 Char"/>
-    <w:basedOn w:val="914"/>
-    <w:link w:val="909"/>
+    <w:basedOn w:val="924"/>
+    <w:link w:val="919"/>
     <w:uiPriority w:val="9"/>
     <w:semiHidden/>
     <w:pPr>
@@ -40004,10 +40000,10 @@
       <w:szCs w:val="22"/>
     </w:rPr>
   </w:style>
-  <w:style w:type="character" w:styleId="922" w:customStyle="1">
+  <w:style w:type="character" w:styleId="932" w:customStyle="1">
     <w:name w:val="Heading 6 Char"/>
-    <w:basedOn w:val="914"/>
-    <w:link w:val="910"/>
+    <w:basedOn w:val="924"/>
+    <w:link w:val="920"/>
     <w:uiPriority w:val="9"/>
     <w:semiHidden/>
     <w:pPr>
@@ -40020,10 +40016,10 @@
       <w:color w:val="595959" w:themeColor="text1" w:themeTint="A6"/>
     </w:rPr>
   </w:style>
-  <w:style w:type="character" w:styleId="923" w:customStyle="1">
+  <w:style w:type="character" w:styleId="933" w:customStyle="1">
     <w:name w:val="Heading 7 Char"/>
-    <w:basedOn w:val="914"/>
-    <w:link w:val="911"/>
+    <w:basedOn w:val="924"/>
+    <w:link w:val="921"/>
     <w:uiPriority w:val="9"/>
     <w:semiHidden/>
     <w:pPr>
@@ -40038,10 +40034,10 @@
       <w:color w:val="595959" w:themeColor="text1" w:themeTint="A6"/>
     </w:rPr>
   </w:style>
-  <w:style w:type="character" w:styleId="924" w:customStyle="1">
+  <w:style w:type="character" w:styleId="934" w:customStyle="1">
     <w:name w:val="Heading 8 Char"/>
-    <w:basedOn w:val="914"/>
-    <w:link w:val="912"/>
+    <w:basedOn w:val="924"/>
+    <w:link w:val="922"/>
     <w:uiPriority w:val="9"/>
     <w:semiHidden/>
     <w:pPr>
@@ -40055,10 +40051,10 @@
       <w:color w:val="595959" w:themeColor="text1" w:themeTint="A6"/>
     </w:rPr>
   </w:style>
-  <w:style w:type="character" w:styleId="925" w:customStyle="1">
+  <w:style w:type="character" w:styleId="935" w:customStyle="1">
     <w:name w:val="Heading 9 Char"/>
-    <w:basedOn w:val="914"/>
-    <w:link w:val="913"/>
+    <w:basedOn w:val="924"/>
+    <w:link w:val="923"/>
     <w:uiPriority w:val="9"/>
     <w:semiHidden/>
     <w:pPr>
@@ -40074,11 +40070,11 @@
       <w:color w:val="595959" w:themeColor="text1" w:themeTint="A6"/>
     </w:rPr>
   </w:style>
-  <w:style w:type="paragraph" w:styleId="926">
+  <w:style w:type="paragraph" w:styleId="936">
     <w:name w:val="Title"/>
-    <w:basedOn w:val="904"/>
-    <w:next w:val="904"/>
-    <w:link w:val="927"/>
+    <w:basedOn w:val="914"/>
+    <w:next w:val="914"/>
+    <w:link w:val="937"/>
     <w:uiPriority w:val="10"/>
     <w:qFormat/>
     <w:pPr>
@@ -40095,10 +40091,10 @@
       <w:szCs w:val="80"/>
     </w:rPr>
   </w:style>
-  <w:style w:type="character" w:styleId="927" w:customStyle="1">
+  <w:style w:type="character" w:styleId="937" w:customStyle="1">
     <w:name w:val="Title Char"/>
-    <w:basedOn w:val="914"/>
-    <w:link w:val="926"/>
+    <w:basedOn w:val="924"/>
+    <w:link w:val="936"/>
     <w:uiPriority w:val="10"/>
     <w:pPr>
       <w:pBdr/>
@@ -40113,11 +40109,11 @@
       <w:szCs w:val="80"/>
     </w:rPr>
   </w:style>
-  <w:style w:type="paragraph" w:styleId="928">
+  <w:style w:type="paragraph" w:styleId="938">
     <w:name w:val="Subtitle"/>
-    <w:basedOn w:val="904"/>
-    <w:next w:val="904"/>
-    <w:link w:val="929"/>
+    <w:basedOn w:val="914"/>
+    <w:next w:val="914"/>
+    <w:link w:val="939"/>
     <w:uiPriority w:val="11"/>
     <w:qFormat/>
     <w:pPr>
@@ -40135,10 +40131,10 @@
       <w:szCs w:val="30"/>
     </w:rPr>
   </w:style>
-  <w:style w:type="character" w:styleId="929" w:customStyle="1">
+  <w:style w:type="character" w:styleId="939" w:customStyle="1">
     <w:name w:val="Subtitle Char"/>
-    <w:basedOn w:val="914"/>
-    <w:link w:val="928"/>
+    <w:basedOn w:val="924"/>
+    <w:link w:val="938"/>
     <w:uiPriority w:val="11"/>
     <w:pPr>
       <w:pBdr/>
@@ -40152,11 +40148,11 @@
       <w:szCs w:val="30"/>
     </w:rPr>
   </w:style>
-  <w:style w:type="paragraph" w:styleId="930">
+  <w:style w:type="paragraph" w:styleId="940">
     <w:name w:val="Quote"/>
-    <w:basedOn w:val="904"/>
-    <w:next w:val="904"/>
-    <w:link w:val="931"/>
+    <w:basedOn w:val="914"/>
+    <w:next w:val="914"/>
+    <w:link w:val="941"/>
     <w:uiPriority w:val="29"/>
     <w:qFormat/>
     <w:pPr>
@@ -40170,10 +40166,10 @@
       <w:iCs/>
     </w:rPr>
   </w:style>
-  <w:style w:type="character" w:styleId="931" w:customStyle="1">
+  <w:style w:type="character" w:styleId="941" w:customStyle="1">
     <w:name w:val="Quote Char"/>
-    <w:basedOn w:val="914"/>
-    <w:link w:val="930"/>
+    <w:basedOn w:val="924"/>
+    <w:link w:val="940"/>
     <w:uiPriority w:val="29"/>
     <w:pPr>
       <w:pBdr/>
@@ -40185,9 +40181,9 @@
       <w:iCs/>
     </w:rPr>
   </w:style>
-  <w:style w:type="paragraph" w:styleId="932">
+  <w:style w:type="paragraph" w:styleId="942">
     <w:name w:val="List Paragraph"/>
-    <w:basedOn w:val="904"/>
+    <w:basedOn w:val="914"/>
     <w:uiPriority w:val="34"/>
     <w:qFormat/>
     <w:pPr>
@@ -40197,9 +40193,9 @@
       <w:contextualSpacing w:val="true"/>
     </w:pPr>
   </w:style>
-  <w:style w:type="character" w:styleId="933">
+  <w:style w:type="character" w:styleId="943">
     <w:name w:val="Intense Emphasis"/>
-    <w:basedOn w:val="914"/>
+    <w:basedOn w:val="924"/>
     <w:uiPriority w:val="21"/>
     <w:qFormat/>
     <w:pPr>
@@ -40214,11 +40210,11 @@
       <w:iCs/>
     </w:rPr>
   </w:style>
-  <w:style w:type="paragraph" w:styleId="934">
+  <w:style w:type="paragraph" w:styleId="944">
     <w:name w:val="Intense Quote"/>
-    <w:basedOn w:val="904"/>
-    <w:next w:val="904"/>
-    <w:link w:val="935"/>
+    <w:basedOn w:val="914"/>
+    <w:next w:val="914"/>
+    <w:link w:val="945"/>
     <w:uiPriority w:val="30"/>
     <w:qFormat/>
     <w:pPr>
@@ -40234,10 +40230,10 @@
       <w:szCs w:val="28"/>
     </w:rPr>
   </w:style>
-  <w:style w:type="character" w:styleId="935" w:customStyle="1">
+  <w:style w:type="character" w:styleId="945" w:customStyle="1">
     <w:name w:val="Intense Quote Char"/>
-    <w:basedOn w:val="914"/>
-    <w:link w:val="934"/>
+    <w:basedOn w:val="924"/>
+    <w:link w:val="944"/>
     <w:uiPriority w:val="30"/>
     <w:pPr>
       <w:pBdr/>
@@ -40251,9 +40247,9 @@
       <w:szCs w:val="28"/>
     </w:rPr>
   </w:style>
-  <w:style w:type="character" w:styleId="936">
+  <w:style w:type="character" w:styleId="946">
     <w:name w:val="Intense Reference"/>
-    <w:basedOn w:val="914"/>
+    <w:basedOn w:val="924"/>
     <w:uiPriority w:val="32"/>
     <w:qFormat/>
     <w:pPr>
@@ -40268,9 +40264,9 @@
       <w:u w:val="single"/>
     </w:rPr>
   </w:style>
-  <w:style w:type="paragraph" w:styleId="937">
+  <w:style w:type="paragraph" w:styleId="947">
     <w:name w:val="No Spacing"/>
-    <w:link w:val="938"/>
+    <w:link w:val="948"/>
     <w:uiPriority w:val="1"/>
     <w:qFormat/>
     <w:pPr>
@@ -40279,10 +40275,10 @@
       <w:ind/>
     </w:pPr>
   </w:style>
-  <w:style w:type="character" w:styleId="938" w:customStyle="1">
+  <w:style w:type="character" w:styleId="948" w:customStyle="1">
     <w:name w:val="No Spacing Char"/>
-    <w:basedOn w:val="914"/>
-    <w:link w:val="937"/>
+    <w:basedOn w:val="924"/>
+    <w:link w:val="947"/>
     <w:uiPriority w:val="1"/>
     <w:pPr>
       <w:pBdr/>
@@ -40290,9 +40286,9 @@
       <w:ind/>
     </w:pPr>
   </w:style>
-  <w:style w:type="character" w:styleId="939">
+  <w:style w:type="character" w:styleId="949">
     <w:name w:val="Hyperlink"/>
-    <w:basedOn w:val="914"/>
+    <w:basedOn w:val="924"/>
     <w:uiPriority w:val="99"/>
     <w:unhideWhenUsed/>
     <w:pPr>
@@ -40305,10 +40301,10 @@
       <w:u w:val="single"/>
     </w:rPr>
   </w:style>
-  <w:style w:type="paragraph" w:styleId="940">
+  <w:style w:type="paragraph" w:styleId="950">
     <w:name w:val="TOC Heading"/>
-    <w:basedOn w:val="905"/>
-    <w:next w:val="904"/>
+    <w:basedOn w:val="915"/>
+    <w:next w:val="914"/>
     <w:uiPriority w:val="39"/>
     <w:unhideWhenUsed/>
     <w:qFormat/>
@@ -40319,10 +40315,10 @@
       <w:outlineLvl w:val="9"/>
     </w:pPr>
   </w:style>
-  <w:style w:type="paragraph" w:styleId="941">
+  <w:style w:type="paragraph" w:styleId="951">
     <w:name w:val="toc 1"/>
-    <w:basedOn w:val="904"/>
-    <w:next w:val="904"/>
+    <w:basedOn w:val="914"/>
+    <w:next w:val="914"/>
     <w:uiPriority w:val="39"/>
     <w:unhideWhenUsed/>
     <w:pPr>
@@ -40331,9 +40327,9 @@
       <w:ind/>
     </w:pPr>
   </w:style>
-  <w:style w:type="table" w:styleId="942">
+  <w:style w:type="table" w:styleId="952">
     <w:name w:val="Table Grid"/>
-    <w:basedOn w:val="915"/>
+    <w:basedOn w:val="925"/>
     <w:uiPriority w:val="39"/>
     <w:pPr>
       <w:pBdr/>
@@ -40523,10 +40519,10 @@
       </w:tcPr>
     </w:tblStylePr>
   </w:style>
-  <w:style w:type="paragraph" w:styleId="943">
+  <w:style w:type="paragraph" w:styleId="953">
     <w:name w:val="Header"/>
-    <w:basedOn w:val="904"/>
-    <w:link w:val="944"/>
+    <w:basedOn w:val="914"/>
+    <w:link w:val="954"/>
     <w:uiPriority w:val="99"/>
     <w:unhideWhenUsed/>
     <w:pPr>
@@ -40539,10 +40535,10 @@
       <w:ind/>
     </w:pPr>
   </w:style>
-  <w:style w:type="character" w:styleId="944" w:customStyle="1">
+  <w:style w:type="character" w:styleId="954" w:customStyle="1">
     <w:name w:val="Header Char"/>
-    <w:basedOn w:val="914"/>
-    <w:link w:val="943"/>
+    <w:basedOn w:val="924"/>
+    <w:link w:val="953"/>
     <w:uiPriority w:val="99"/>
     <w:pPr>
       <w:pBdr/>
@@ -40550,10 +40546,10 @@
       <w:ind/>
     </w:pPr>
   </w:style>
-  <w:style w:type="paragraph" w:styleId="945">
+  <w:style w:type="paragraph" w:styleId="955">
     <w:name w:val="Footer"/>
-    <w:basedOn w:val="904"/>
-    <w:link w:val="946"/>
+    <w:basedOn w:val="914"/>
+    <w:link w:val="956"/>
     <w:uiPriority w:val="99"/>
     <w:unhideWhenUsed/>
     <w:pPr>
@@ -40566,10 +40562,10 @@
       <w:ind/>
     </w:pPr>
   </w:style>
-  <w:style w:type="character" w:styleId="946" w:customStyle="1">
+  <w:style w:type="character" w:styleId="956" w:customStyle="1">
     <w:name w:val="Footer Char"/>
-    <w:basedOn w:val="914"/>
-    <w:link w:val="945"/>
+    <w:basedOn w:val="924"/>
+    <w:link w:val="955"/>
     <w:uiPriority w:val="99"/>
     <w:pPr>
       <w:pBdr/>
@@ -40577,9 +40573,9 @@
       <w:ind/>
     </w:pPr>
   </w:style>
-  <w:style w:type="character" w:styleId="947">
+  <w:style w:type="character" w:styleId="957">
     <w:name w:val="Unresolved Mention"/>
-    <w:basedOn w:val="914"/>
+    <w:basedOn w:val="924"/>
     <w:uiPriority w:val="99"/>
     <w:semiHidden/>
     <w:unhideWhenUsed/>
@@ -40593,9 +40589,9 @@
       <w:shd w:val="clear" w:color="auto" w:fill="e1dfdd"/>
     </w:rPr>
   </w:style>
-  <w:style w:type="paragraph" w:styleId="948">
+  <w:style w:type="paragraph" w:styleId="958">
     <w:name w:val="Normal (Web)"/>
-    <w:basedOn w:val="904"/>
+    <w:basedOn w:val="914"/>
     <w:uiPriority w:val="99"/>
     <w:semiHidden/>
     <w:unhideWhenUsed/>
@@ -40610,10 +40606,10 @@
       <w:szCs w:val="24"/>
     </w:rPr>
   </w:style>
-  <w:style w:type="paragraph" w:styleId="949">
+  <w:style w:type="paragraph" w:styleId="959">
     <w:name w:val="toc 3"/>
-    <w:basedOn w:val="904"/>
-    <w:next w:val="904"/>
+    <w:basedOn w:val="914"/>
+    <w:next w:val="914"/>
     <w:uiPriority w:val="39"/>
     <w:unhideWhenUsed/>
     <w:pPr>
@@ -40622,10 +40618,10 @@
       <w:ind w:left="440"/>
     </w:pPr>
   </w:style>
-  <w:style w:type="paragraph" w:styleId="950">
+  <w:style w:type="paragraph" w:styleId="960">
     <w:name w:val="toc 2"/>
-    <w:basedOn w:val="904"/>
-    <w:next w:val="904"/>
+    <w:basedOn w:val="914"/>
+    <w:next w:val="914"/>
     <w:uiPriority w:val="39"/>
     <w:unhideWhenUsed/>
     <w:pPr>
@@ -40634,10 +40630,10 @@
       <w:ind w:left="220"/>
     </w:pPr>
   </w:style>
-  <w:style w:type="paragraph" w:styleId="951">
+  <w:style w:type="paragraph" w:styleId="961">
     <w:name w:val="Caption"/>
-    <w:basedOn w:val="904"/>
-    <w:next w:val="904"/>
+    <w:basedOn w:val="914"/>
+    <w:next w:val="914"/>
     <w:uiPriority w:val="35"/>
     <w:semiHidden/>
     <w:unhideWhenUsed/>
@@ -40655,9 +40651,9 @@
       <w:szCs w:val="20"/>
     </w:rPr>
   </w:style>
-  <w:style w:type="character" w:styleId="952">
+  <w:style w:type="character" w:styleId="962">
     <w:name w:val="Strong"/>
-    <w:basedOn w:val="914"/>
+    <w:basedOn w:val="924"/>
     <w:uiPriority w:val="22"/>
     <w:qFormat/>
     <w:pPr>
@@ -40670,9 +40666,9 @@
       <w:bCs/>
     </w:rPr>
   </w:style>
-  <w:style w:type="character" w:styleId="953">
+  <w:style w:type="character" w:styleId="963">
     <w:name w:val="Emphasis"/>
-    <w:basedOn w:val="914"/>
+    <w:basedOn w:val="924"/>
     <w:uiPriority w:val="20"/>
     <w:qFormat/>
     <w:pPr>
@@ -40685,9 +40681,9 @@
       <w:iCs/>
     </w:rPr>
   </w:style>
-  <w:style w:type="character" w:styleId="954">
+  <w:style w:type="character" w:styleId="964">
     <w:name w:val="Subtle Emphasis"/>
-    <w:basedOn w:val="914"/>
+    <w:basedOn w:val="924"/>
     <w:uiPriority w:val="19"/>
     <w:qFormat/>
     <w:pPr>
@@ -40701,9 +40697,9 @@
       <w:color w:val="595959" w:themeColor="text1" w:themeTint="A6"/>
     </w:rPr>
   </w:style>
-  <w:style w:type="character" w:styleId="955">
+  <w:style w:type="character" w:styleId="965">
     <w:name w:val="Subtle Reference"/>
-    <w:basedOn w:val="914"/>
+    <w:basedOn w:val="924"/>
     <w:uiPriority w:val="31"/>
     <w:qFormat/>
     <w:pPr>
@@ -40716,9 +40712,9 @@
       <w:color w:val="404040" w:themeColor="text1" w:themeTint="BF"/>
     </w:rPr>
   </w:style>
-  <w:style w:type="character" w:styleId="956">
+  <w:style w:type="character" w:styleId="966">
     <w:name w:val="Book Title"/>
-    <w:basedOn w:val="914"/>
+    <w:basedOn w:val="924"/>
     <w:uiPriority w:val="33"/>
     <w:qFormat/>
     <w:pPr>
